--- a/Church/2026/2026_1031_MenloChurch.docx
+++ b/Church/2026/2026_1031_MenloChurch.docx
@@ -464,7 +464,23 @@
       </w:r>
     </w:p>
     <w:p/>
-    <w:p/>
+    <w:p>
+      <w:r>
+        <w:t>1</w:t>
+      </w:r>
+      <w:r>
+        <w:t>:0</w:t>
+      </w:r>
+      <w:r>
+        <w:t>5</w:t>
+      </w:r>
+      <w:r>
+        <w:t>/</w:t>
+      </w:r>
+      <w:r>
+        <w:t>33:42</w:t>
+      </w:r>
+    </w:p>
     <w:p>
       <w:r>
         <w:drawing>
@@ -508,10 +524,10 @@
       </w:r>
       <w:r>
         <w:drawing>
-          <wp:inline distT="0" distB="0" distL="0" distR="0" wp14:anchorId="156AF821" wp14:editId="0D6173AB">
-            <wp:extent cx="1636706" cy="471099"/>
-            <wp:effectExtent l="0" t="0" r="1905" b="5715"/>
-            <wp:docPr id="43707491" name="Picture 1"/>
+          <wp:inline distT="0" distB="0" distL="0" distR="0" wp14:anchorId="00A688B8" wp14:editId="4FD8042F">
+            <wp:extent cx="2105023" cy="485775"/>
+            <wp:effectExtent l="0" t="0" r="0" b="0"/>
+            <wp:docPr id="1278822377" name="Picture 1"/>
             <wp:cNvGraphicFramePr>
               <a:graphicFrameLocks xmlns:a="http://schemas.openxmlformats.org/drawingml/2006/main" noChangeAspect="1"/>
             </wp:cNvGraphicFramePr>
@@ -519,7 +535,7 @@
               <a:graphicData uri="http://schemas.openxmlformats.org/drawingml/2006/picture">
                 <pic:pic xmlns:pic="http://schemas.openxmlformats.org/drawingml/2006/picture">
                   <pic:nvPicPr>
-                    <pic:cNvPr id="43707491" name=""/>
+                    <pic:cNvPr id="1278822377" name=""/>
                     <pic:cNvPicPr/>
                   </pic:nvPicPr>
                   <pic:blipFill>
@@ -531,7 +547,7 @@
                   <pic:spPr>
                     <a:xfrm>
                       <a:off x="0" y="0"/>
-                      <a:ext cx="1664098" cy="478983"/>
+                      <a:ext cx="2127914" cy="491058"/>
                     </a:xfrm>
                     <a:prstGeom prst="rect">
                       <a:avLst/>
@@ -549,6 +565,119 @@
         <w:t>Matt Summers, Pastor of Spiritual Formation</w:t>
       </w:r>
     </w:p>
+    <w:p/>
+    <w:p>
+      <w:r>
+        <w:t>Politics serves a pseudo-religious function as it is. It offers identity, belongs, a belief system, and a simple explanation for everything that is wrong with the world.</w:t>
+      </w:r>
+      <w:r>
+        <w:t xml:space="preserve"> And always someone else fault.</w:t>
+      </w:r>
+    </w:p>
+    <w:p>
+      <w:r>
+        <w:t xml:space="preserve">We are not going to tell you how to vote. We are inviting you to consider </w:t>
+      </w:r>
+      <w:r>
+        <w:t>what is underneath it.</w:t>
+      </w:r>
+      <w:r>
+        <w:t xml:space="preserve"> What is shaping your convictions?</w:t>
+      </w:r>
+    </w:p>
+    <w:p/>
+    <w:p>
+      <w:r>
+        <w:t>3</w:t>
+      </w:r>
+      <w:r>
+        <w:t>:</w:t>
+      </w:r>
+      <w:r>
+        <w:t>25</w:t>
+      </w:r>
+      <w:r>
+        <w:t>/</w:t>
+      </w:r>
+      <w:r>
+        <w:t>33:42</w:t>
+      </w:r>
+    </w:p>
+    <w:p/>
+    <w:p>
+      <w:r>
+        <w:drawing>
+          <wp:inline distT="0" distB="0" distL="0" distR="0" wp14:anchorId="0D7EF69C" wp14:editId="7BA487F1">
+            <wp:extent cx="4962525" cy="648946"/>
+            <wp:effectExtent l="0" t="0" r="0" b="0"/>
+            <wp:docPr id="1613419493" name="Picture 1"/>
+            <wp:cNvGraphicFramePr>
+              <a:graphicFrameLocks xmlns:a="http://schemas.openxmlformats.org/drawingml/2006/main" noChangeAspect="1"/>
+            </wp:cNvGraphicFramePr>
+            <a:graphic xmlns:a="http://schemas.openxmlformats.org/drawingml/2006/main">
+              <a:graphicData uri="http://schemas.openxmlformats.org/drawingml/2006/picture">
+                <pic:pic xmlns:pic="http://schemas.openxmlformats.org/drawingml/2006/picture">
+                  <pic:nvPicPr>
+                    <pic:cNvPr id="1613419493" name=""/>
+                    <pic:cNvPicPr/>
+                  </pic:nvPicPr>
+                  <pic:blipFill>
+                    <a:blip r:embed="rId19"/>
+                    <a:stretch>
+                      <a:fillRect/>
+                    </a:stretch>
+                  </pic:blipFill>
+                  <pic:spPr>
+                    <a:xfrm>
+                      <a:off x="0" y="0"/>
+                      <a:ext cx="4980780" cy="651333"/>
+                    </a:xfrm>
+                    <a:prstGeom prst="rect">
+                      <a:avLst/>
+                    </a:prstGeom>
+                  </pic:spPr>
+                </pic:pic>
+              </a:graphicData>
+            </a:graphic>
+          </wp:inline>
+        </w:drawing>
+      </w:r>
+    </w:p>
+    <w:p>
+      <w:r>
+        <w:t xml:space="preserve">Your </w:t>
+      </w:r>
+      <w:r>
+        <w:t>convictions</w:t>
+      </w:r>
+      <w:r>
+        <w:t xml:space="preserve"> are only as deep as your character.</w:t>
+      </w:r>
+    </w:p>
+    <w:p/>
+    <w:p>
+      <w:r>
+        <w:t>This</w:t>
+      </w:r>
+      <w:r>
+        <w:t xml:space="preserve"> sentence is not a Bible verse. It's the Beyond the Ballot series' own wording — a principle the sermon states, not Scripture quoted verbatim</w:t>
+      </w:r>
+    </w:p>
+    <w:p/>
+    <w:p>
+      <w:r>
+        <w:t>Romans 14:5</w:t>
+      </w:r>
+    </w:p>
+    <w:p>
+      <w:r>
+        <w:t>E</w:t>
+      </w:r>
+      <w:r>
+        <w:t>ach one should be fully convinced in his own mind</w:t>
+      </w:r>
+    </w:p>
+    <w:p/>
     <w:p/>
     <w:p/>
     <w:p/>
@@ -580,7 +709,7 @@
       </w:r>
     </w:p>
     <w:p>
-      <w:hyperlink r:id="rId19" w:history="1">
+      <w:hyperlink r:id="rId20" w:history="1">
         <w:r>
           <w:rPr>
             <w:rStyle w:val="Hyperlink"/>
@@ -590,7 +719,7 @@
       </w:hyperlink>
     </w:p>
     <w:p>
-      <w:hyperlink r:id="rId20" w:history="1">
+      <w:hyperlink r:id="rId21" w:history="1">
         <w:r>
           <w:rPr>
             <w:rStyle w:val="Hyperlink"/>
@@ -628,7 +757,7 @@
     <w:p/>
     <w:p/>
     <w:sectPr>
-      <w:footerReference w:type="default" r:id="rId21"/>
+      <w:footerReference w:type="default" r:id="rId22"/>
       <w:pgSz w:w="12240" w:h="15840"/>
       <w:pgMar w:top="1440" w:right="1440" w:bottom="1530" w:left="1440" w:header="0" w:footer="720" w:gutter="0"/>
       <w:cols w:space="720"/>

--- a/Church/2026/2026_1031_MenloChurch.docx
+++ b/Church/2026/2026_1031_MenloChurch.docx
@@ -4,25 +4,13 @@
   <w:body>
     <w:p>
       <w:r>
-        <w:t>10</w:t>
-      </w:r>
-      <w:r>
-        <w:t>/</w:t>
-      </w:r>
-      <w:r>
-        <w:t>2</w:t>
+        <w:t>10/2</w:t>
       </w:r>
       <w:r>
         <w:t>5</w:t>
       </w:r>
       <w:r>
-        <w:t xml:space="preserve">/2026, Menlo Church Worship (Summary of last week, </w:t>
-      </w:r>
-      <w:r>
-        <w:t>10</w:t>
-      </w:r>
-      <w:r>
-        <w:t>/</w:t>
+        <w:t>/2026, Menlo Church Worship (Summary of last week, 10/</w:t>
       </w:r>
       <w:r>
         <w:t>31</w:t>
@@ -62,13 +50,34 @@
         </w:rPr>
       </w:pPr>
       <w:r>
-        <w:t>Posture for People, Policies, and the Polls</w:t>
-      </w:r>
-      <w:r>
-        <w:t>| Beyond the Ballot </w:t>
-      </w:r>
-      <w:r>
-        <w:t>| Menlo Church,</w:t>
+        <w:t>Posture</w:t>
+      </w:r>
+      <w:r>
+        <w:t xml:space="preserve"> (</w:t>
+      </w:r>
+      <w:r>
+        <w:t>態度</w:t>
+      </w:r>
+      <w:r>
+        <w:t>)</w:t>
+      </w:r>
+      <w:r>
+        <w:t xml:space="preserve"> for People, Policies</w:t>
+      </w:r>
+      <w:r>
+        <w:t xml:space="preserve"> (</w:t>
+      </w:r>
+      <w:r>
+        <w:t>政策</w:t>
+      </w:r>
+      <w:r>
+        <w:t>)</w:t>
+      </w:r>
+      <w:r>
+        <w:t>, and the Polls</w:t>
+      </w:r>
+      <w:r>
+        <w:t>| Beyond the Ballot | Menlo Church,</w:t>
       </w:r>
     </w:p>
     <w:p>
@@ -678,6 +687,1150 @@
       </w:r>
     </w:p>
     <w:p/>
+    <w:p>
+      <w:r>
+        <w:t>main idea</w:t>
+      </w:r>
+    </w:p>
+    <w:p>
+      <w:r>
+        <w:t>W</w:t>
+      </w:r>
+      <w:r>
+        <w:t>hat you believe holds only as far as your character holds — convictions that aren't lived out collapse when they're tested.</w:t>
+      </w:r>
+    </w:p>
+    <w:p/>
+    <w:p>
+      <w:r>
+        <w:t>4</w:t>
+      </w:r>
+      <w:r>
+        <w:t>:</w:t>
+      </w:r>
+      <w:r>
+        <w:t>00</w:t>
+      </w:r>
+      <w:r>
+        <w:t>/</w:t>
+      </w:r>
+      <w:r>
+        <w:t>33:42</w:t>
+      </w:r>
+    </w:p>
+    <w:p>
+      <w:r>
+        <w:t>In one sentence:</w:t>
+      </w:r>
+    </w:p>
+    <w:p>
+      <w:r>
+        <w:t>Your beliefs are only as strong as the character behind them.</w:t>
+      </w:r>
+    </w:p>
+    <w:p/>
+    <w:p>
+      <w:r>
+        <w:t>5</w:t>
+      </w:r>
+      <w:r>
+        <w:t>:</w:t>
+      </w:r>
+      <w:r>
+        <w:t>00</w:t>
+      </w:r>
+      <w:r>
+        <w:t>/</w:t>
+      </w:r>
+      <w:r>
+        <w:t>33:42</w:t>
+      </w:r>
+    </w:p>
+    <w:p>
+      <w:r>
+        <w:t>Pray: God gives us the wisdom for our vote.</w:t>
+      </w:r>
+    </w:p>
+    <w:p/>
+    <w:p>
+      <w:r>
+        <w:t>5</w:t>
+      </w:r>
+      <w:r>
+        <w:t>:</w:t>
+      </w:r>
+      <w:r>
+        <w:t>0</w:t>
+      </w:r>
+      <w:r>
+        <w:t>9</w:t>
+      </w:r>
+      <w:r>
+        <w:t>/</w:t>
+      </w:r>
+      <w:r>
+        <w:t>33:42</w:t>
+      </w:r>
+    </w:p>
+    <w:p>
+      <w:r>
+        <w:drawing>
+          <wp:inline distT="0" distB="0" distL="0" distR="0" wp14:anchorId="074DEB75" wp14:editId="76E2AD10">
+            <wp:extent cx="2324100" cy="2277485"/>
+            <wp:effectExtent l="0" t="0" r="0" b="8890"/>
+            <wp:docPr id="882168602" name="Picture 1"/>
+            <wp:cNvGraphicFramePr>
+              <a:graphicFrameLocks xmlns:a="http://schemas.openxmlformats.org/drawingml/2006/main" noChangeAspect="1"/>
+            </wp:cNvGraphicFramePr>
+            <a:graphic xmlns:a="http://schemas.openxmlformats.org/drawingml/2006/main">
+              <a:graphicData uri="http://schemas.openxmlformats.org/drawingml/2006/picture">
+                <pic:pic xmlns:pic="http://schemas.openxmlformats.org/drawingml/2006/picture">
+                  <pic:nvPicPr>
+                    <pic:cNvPr id="882168602" name=""/>
+                    <pic:cNvPicPr/>
+                  </pic:nvPicPr>
+                  <pic:blipFill>
+                    <a:blip r:embed="rId20"/>
+                    <a:stretch>
+                      <a:fillRect/>
+                    </a:stretch>
+                  </pic:blipFill>
+                  <pic:spPr>
+                    <a:xfrm>
+                      <a:off x="0" y="0"/>
+                      <a:ext cx="2331524" cy="2284760"/>
+                    </a:xfrm>
+                    <a:prstGeom prst="rect">
+                      <a:avLst/>
+                    </a:prstGeom>
+                  </pic:spPr>
+                </pic:pic>
+              </a:graphicData>
+            </a:graphic>
+          </wp:inline>
+        </w:drawing>
+      </w:r>
+    </w:p>
+    <w:p>
+      <w:r>
+        <w:t>Proverbs 27:6</w:t>
+      </w:r>
+    </w:p>
+    <w:p>
+      <w:r>
+        <w:t>Faithful are the wounds of a friend.</w:t>
+      </w:r>
+    </w:p>
+    <w:p/>
+    <w:p>
+      <w:r>
+        <w:t>Main Idea:</w:t>
+      </w:r>
+    </w:p>
+    <w:p>
+      <w:r>
+        <w:t>A true friend's painful honesty can be trusted.</w:t>
+      </w:r>
+    </w:p>
+    <w:p/>
+    <w:p>
+      <w:r>
+        <w:t>9</w:t>
+      </w:r>
+      <w:r>
+        <w:t>:</w:t>
+      </w:r>
+      <w:r>
+        <w:t>30</w:t>
+      </w:r>
+      <w:r>
+        <w:t>/</w:t>
+      </w:r>
+      <w:r>
+        <w:t>33:42</w:t>
+      </w:r>
+    </w:p>
+    <w:p>
+      <w:r>
+        <w:t>In one sentence:</w:t>
+      </w:r>
+    </w:p>
+    <w:p>
+      <w:r>
+        <w:t>A faithful friend's painful honesty</w:t>
+      </w:r>
+      <w:r>
+        <w:t xml:space="preserve"> (</w:t>
+      </w:r>
+      <w:r>
+        <w:t>wounds</w:t>
+      </w:r>
+      <w:r>
+        <w:t>)</w:t>
+      </w:r>
+      <w:r>
+        <w:t xml:space="preserve"> can be trusted.</w:t>
+      </w:r>
+      <w:r>
+        <w:t xml:space="preserve"> </w:t>
+      </w:r>
+    </w:p>
+    <w:p/>
+    <w:p>
+      <w:r>
+        <w:t xml:space="preserve">Pastor </w:t>
+      </w:r>
+      <w:r>
+        <w:t>Matt Summers</w:t>
+      </w:r>
+      <w:r>
+        <w:t xml:space="preserve"> has muscle atrophy (</w:t>
+      </w:r>
+      <w:r>
+        <w:t>萎縮</w:t>
+      </w:r>
+      <w:r>
+        <w:t>) and need to inject cortisone to reduce pain.</w:t>
+      </w:r>
+    </w:p>
+    <w:p/>
+    <w:p/>
+    <w:p>
+      <w:r>
+        <w:t>11</w:t>
+      </w:r>
+      <w:r>
+        <w:t>:</w:t>
+      </w:r>
+      <w:r>
+        <w:t>20</w:t>
+      </w:r>
+      <w:r>
+        <w:t>/</w:t>
+      </w:r>
+      <w:r>
+        <w:t>33:42</w:t>
+      </w:r>
+    </w:p>
+    <w:p>
+      <w:r>
+        <w:drawing>
+          <wp:inline distT="0" distB="0" distL="0" distR="0" wp14:anchorId="3372CDBF" wp14:editId="62851A38">
+            <wp:extent cx="2152650" cy="2934880"/>
+            <wp:effectExtent l="0" t="0" r="0" b="0"/>
+            <wp:docPr id="879390490" name="Picture 1"/>
+            <wp:cNvGraphicFramePr>
+              <a:graphicFrameLocks xmlns:a="http://schemas.openxmlformats.org/drawingml/2006/main" noChangeAspect="1"/>
+            </wp:cNvGraphicFramePr>
+            <a:graphic xmlns:a="http://schemas.openxmlformats.org/drawingml/2006/main">
+              <a:graphicData uri="http://schemas.openxmlformats.org/drawingml/2006/picture">
+                <pic:pic xmlns:pic="http://schemas.openxmlformats.org/drawingml/2006/picture">
+                  <pic:nvPicPr>
+                    <pic:cNvPr id="879390490" name=""/>
+                    <pic:cNvPicPr/>
+                  </pic:nvPicPr>
+                  <pic:blipFill>
+                    <a:blip r:embed="rId21"/>
+                    <a:stretch>
+                      <a:fillRect/>
+                    </a:stretch>
+                  </pic:blipFill>
+                  <pic:spPr>
+                    <a:xfrm>
+                      <a:off x="0" y="0"/>
+                      <a:ext cx="2156940" cy="2940729"/>
+                    </a:xfrm>
+                    <a:prstGeom prst="rect">
+                      <a:avLst/>
+                    </a:prstGeom>
+                  </pic:spPr>
+                </pic:pic>
+              </a:graphicData>
+            </a:graphic>
+          </wp:inline>
+        </w:drawing>
+      </w:r>
+    </w:p>
+    <w:p>
+      <w:r>
+        <w:t>J</w:t>
+      </w:r>
+      <w:r>
+        <w:t>ames</w:t>
+      </w:r>
+      <w:r>
+        <w:t xml:space="preserve"> 1:19–20</w:t>
+      </w:r>
+    </w:p>
+    <w:p>
+      <w:r>
+        <w:t>My dear brothers and sisters, take note of this: Everyone should be quick to listen, slow to speak and slow to become angry, because human anger does not produce the righteousness that God desires.</w:t>
+      </w:r>
+    </w:p>
+    <w:p/>
+    <w:p>
+      <w:r>
+        <w:t>11</w:t>
+      </w:r>
+      <w:r>
+        <w:t>:</w:t>
+      </w:r>
+      <w:r>
+        <w:t>3</w:t>
+      </w:r>
+      <w:r>
+        <w:t>0</w:t>
+      </w:r>
+      <w:r>
+        <w:t>/</w:t>
+      </w:r>
+      <w:r>
+        <w:t>33:42</w:t>
+      </w:r>
+    </w:p>
+    <w:p>
+      <w:r>
+        <w:t>Main Idea:</w:t>
+      </w:r>
+    </w:p>
+    <w:p>
+      <w:r>
+        <w:t>Be quick to listen, slow to speak, and slow to become angry, because human anger does not produce God's righteousness.</w:t>
+      </w:r>
+    </w:p>
+    <w:p/>
+    <w:p>
+      <w:r>
+        <w:t>1</w:t>
+      </w:r>
+      <w:r>
+        <w:t>2</w:t>
+      </w:r>
+      <w:r>
+        <w:t>:</w:t>
+      </w:r>
+      <w:r>
+        <w:t>3</w:t>
+      </w:r>
+      <w:r>
+        <w:t>0</w:t>
+      </w:r>
+      <w:r>
+        <w:t>/</w:t>
+      </w:r>
+      <w:r>
+        <w:t>33:42</w:t>
+      </w:r>
+    </w:p>
+    <w:p>
+      <w:r>
+        <w:t>Do not let anger take over God’s desire.</w:t>
+      </w:r>
+    </w:p>
+    <w:p/>
+    <w:p>
+      <w:r>
+        <w:t>12</w:t>
+      </w:r>
+      <w:r>
+        <w:t>:</w:t>
+      </w:r>
+      <w:r>
+        <w:t>44</w:t>
+      </w:r>
+      <w:r>
+        <w:t>/</w:t>
+      </w:r>
+      <w:r>
+        <w:t>33:42</w:t>
+      </w:r>
+    </w:p>
+    <w:p>
+      <w:r>
+        <w:lastRenderedPageBreak/>
+        <w:drawing>
+          <wp:inline distT="0" distB="0" distL="0" distR="0" wp14:anchorId="0C124F69" wp14:editId="60FDE60F">
+            <wp:extent cx="1893068" cy="2590800"/>
+            <wp:effectExtent l="0" t="0" r="0" b="0"/>
+            <wp:docPr id="1988751748" name="Picture 1"/>
+            <wp:cNvGraphicFramePr>
+              <a:graphicFrameLocks xmlns:a="http://schemas.openxmlformats.org/drawingml/2006/main" noChangeAspect="1"/>
+            </wp:cNvGraphicFramePr>
+            <a:graphic xmlns:a="http://schemas.openxmlformats.org/drawingml/2006/main">
+              <a:graphicData uri="http://schemas.openxmlformats.org/drawingml/2006/picture">
+                <pic:pic xmlns:pic="http://schemas.openxmlformats.org/drawingml/2006/picture">
+                  <pic:nvPicPr>
+                    <pic:cNvPr id="1988751748" name=""/>
+                    <pic:cNvPicPr/>
+                  </pic:nvPicPr>
+                  <pic:blipFill>
+                    <a:blip r:embed="rId22"/>
+                    <a:stretch>
+                      <a:fillRect/>
+                    </a:stretch>
+                  </pic:blipFill>
+                  <pic:spPr>
+                    <a:xfrm>
+                      <a:off x="0" y="0"/>
+                      <a:ext cx="1897095" cy="2596312"/>
+                    </a:xfrm>
+                    <a:prstGeom prst="rect">
+                      <a:avLst/>
+                    </a:prstGeom>
+                  </pic:spPr>
+                </pic:pic>
+              </a:graphicData>
+            </a:graphic>
+          </wp:inline>
+        </w:drawing>
+      </w:r>
+    </w:p>
+    <w:p>
+      <w:r>
+        <w:t>J</w:t>
+      </w:r>
+      <w:r>
+        <w:t>ames</w:t>
+      </w:r>
+      <w:r>
+        <w:t xml:space="preserve"> 1:22–24</w:t>
+      </w:r>
+    </w:p>
+    <w:p>
+      <w:r>
+        <w:t>But be doers of the word, and not hearers only, deceiving yourselves. For if anyone is a hearer of the word and not a doer, he is like a man who looks intently at his natural face in a mirror. For he looks at himself and goes away and at once forgets what he was like.</w:t>
+      </w:r>
+    </w:p>
+    <w:p/>
+    <w:p>
+      <w:r>
+        <w:t>12</w:t>
+      </w:r>
+      <w:r>
+        <w:t>:</w:t>
+      </w:r>
+      <w:r>
+        <w:t>50</w:t>
+      </w:r>
+      <w:r>
+        <w:t>/</w:t>
+      </w:r>
+      <w:r>
+        <w:t>33:42</w:t>
+      </w:r>
+    </w:p>
+    <w:p>
+      <w:r>
+        <w:t>Main Idea:</w:t>
+      </w:r>
+    </w:p>
+    <w:p>
+      <w:r>
+        <w:t>Don't just hear God's word, do it — or you will forget it like a face in a mirror.</w:t>
+      </w:r>
+    </w:p>
+    <w:p/>
+    <w:p>
+      <w:r>
+        <w:t>1</w:t>
+      </w:r>
+      <w:r>
+        <w:t>6</w:t>
+      </w:r>
+      <w:r>
+        <w:t>:</w:t>
+      </w:r>
+      <w:r>
+        <w:t>00</w:t>
+      </w:r>
+      <w:r>
+        <w:t>/</w:t>
+      </w:r>
+      <w:r>
+        <w:t>33:42</w:t>
+      </w:r>
+    </w:p>
+    <w:p>
+      <w:r>
+        <w:t>In one sentence:</w:t>
+      </w:r>
+    </w:p>
+    <w:p>
+      <w:r>
+        <w:t>Don't just hear God's word — do it.</w:t>
+      </w:r>
+    </w:p>
+    <w:p/>
+    <w:p>
+      <w:r>
+        <w:t>1</w:t>
+      </w:r>
+      <w:r>
+        <w:t>8</w:t>
+      </w:r>
+      <w:r>
+        <w:t>:</w:t>
+      </w:r>
+      <w:r>
+        <w:t>50</w:t>
+      </w:r>
+      <w:r>
+        <w:t>/</w:t>
+      </w:r>
+      <w:r>
+        <w:t>33:42</w:t>
+      </w:r>
+    </w:p>
+    <w:p>
+      <w:r>
+        <w:drawing>
+          <wp:inline distT="0" distB="0" distL="0" distR="0" wp14:anchorId="0C6D440A" wp14:editId="77D0BCBB">
+            <wp:extent cx="2047875" cy="2828017"/>
+            <wp:effectExtent l="0" t="0" r="0" b="0"/>
+            <wp:docPr id="737576263" name="Picture 1"/>
+            <wp:cNvGraphicFramePr>
+              <a:graphicFrameLocks xmlns:a="http://schemas.openxmlformats.org/drawingml/2006/main" noChangeAspect="1"/>
+            </wp:cNvGraphicFramePr>
+            <a:graphic xmlns:a="http://schemas.openxmlformats.org/drawingml/2006/main">
+              <a:graphicData uri="http://schemas.openxmlformats.org/drawingml/2006/picture">
+                <pic:pic xmlns:pic="http://schemas.openxmlformats.org/drawingml/2006/picture">
+                  <pic:nvPicPr>
+                    <pic:cNvPr id="737576263" name=""/>
+                    <pic:cNvPicPr/>
+                  </pic:nvPicPr>
+                  <pic:blipFill>
+                    <a:blip r:embed="rId23"/>
+                    <a:stretch>
+                      <a:fillRect/>
+                    </a:stretch>
+                  </pic:blipFill>
+                  <pic:spPr>
+                    <a:xfrm>
+                      <a:off x="0" y="0"/>
+                      <a:ext cx="2050627" cy="2831817"/>
+                    </a:xfrm>
+                    <a:prstGeom prst="rect">
+                      <a:avLst/>
+                    </a:prstGeom>
+                  </pic:spPr>
+                </pic:pic>
+              </a:graphicData>
+            </a:graphic>
+          </wp:inline>
+        </w:drawing>
+      </w:r>
+    </w:p>
+    <w:p>
+      <w:r>
+        <w:t>P</w:t>
+      </w:r>
+      <w:r>
+        <w:t xml:space="preserve">hilippians </w:t>
+      </w:r>
+      <w:r>
+        <w:t>2:5–8</w:t>
+      </w:r>
+    </w:p>
+    <w:p/>
+    <w:p>
+      <w:r>
+        <w:lastRenderedPageBreak/>
+        <w:t>by taking the form of a servant, being born in the likeness of men. And being found in human form, he humbled himself by becoming obedient to the point of death, even death on a cross.</w:t>
+      </w:r>
+    </w:p>
+    <w:p/>
+    <w:p>
+      <w:r>
+        <w:t>1</w:t>
+      </w:r>
+      <w:r>
+        <w:t>9</w:t>
+      </w:r>
+      <w:r>
+        <w:t>:</w:t>
+      </w:r>
+      <w:r>
+        <w:t>0</w:t>
+      </w:r>
+      <w:r>
+        <w:t>0</w:t>
+      </w:r>
+      <w:r>
+        <w:t>/</w:t>
+      </w:r>
+      <w:r>
+        <w:t>33:42</w:t>
+      </w:r>
+    </w:p>
+    <w:p>
+      <w:r>
+        <w:t>Main idea:</w:t>
+      </w:r>
+    </w:p>
+    <w:p>
+      <w:r>
+        <w:t xml:space="preserve">Paul wrote Philippians: </w:t>
+      </w:r>
+      <w:r>
+        <w:t>Jesus humbled himself, became a servant, and obeyed all the way to death on a cross.</w:t>
+      </w:r>
+    </w:p>
+    <w:p/>
+    <w:p>
+      <w:r>
+        <w:t>19:</w:t>
+      </w:r>
+      <w:r>
+        <w:t>3</w:t>
+      </w:r>
+      <w:r>
+        <w:t>0</w:t>
+      </w:r>
+      <w:r>
+        <w:t>/</w:t>
+      </w:r>
+      <w:r>
+        <w:t>33:42</w:t>
+      </w:r>
+    </w:p>
+    <w:p>
+      <w:r>
+        <w:t>Jesus humbled himself all the way to death on a cross.</w:t>
+      </w:r>
+    </w:p>
+    <w:p/>
+    <w:p>
+      <w:r>
+        <w:t>21</w:t>
+      </w:r>
+      <w:r>
+        <w:t>:</w:t>
+      </w:r>
+      <w:r>
+        <w:t>18</w:t>
+      </w:r>
+      <w:r>
+        <w:t>/</w:t>
+      </w:r>
+      <w:r>
+        <w:t>33:42</w:t>
+      </w:r>
+    </w:p>
+    <w:p>
+      <w:r>
+        <w:drawing>
+          <wp:inline distT="0" distB="0" distL="0" distR="0" wp14:anchorId="4878A6AD" wp14:editId="0C31E23F">
+            <wp:extent cx="4972050" cy="800521"/>
+            <wp:effectExtent l="0" t="0" r="0" b="0"/>
+            <wp:docPr id="1927369086" name="Picture 1"/>
+            <wp:cNvGraphicFramePr>
+              <a:graphicFrameLocks xmlns:a="http://schemas.openxmlformats.org/drawingml/2006/main" noChangeAspect="1"/>
+            </wp:cNvGraphicFramePr>
+            <a:graphic xmlns:a="http://schemas.openxmlformats.org/drawingml/2006/main">
+              <a:graphicData uri="http://schemas.openxmlformats.org/drawingml/2006/picture">
+                <pic:pic xmlns:pic="http://schemas.openxmlformats.org/drawingml/2006/picture">
+                  <pic:nvPicPr>
+                    <pic:cNvPr id="1927369086" name=""/>
+                    <pic:cNvPicPr/>
+                  </pic:nvPicPr>
+                  <pic:blipFill>
+                    <a:blip r:embed="rId24"/>
+                    <a:stretch>
+                      <a:fillRect/>
+                    </a:stretch>
+                  </pic:blipFill>
+                  <pic:spPr>
+                    <a:xfrm>
+                      <a:off x="0" y="0"/>
+                      <a:ext cx="4996398" cy="804441"/>
+                    </a:xfrm>
+                    <a:prstGeom prst="rect">
+                      <a:avLst/>
+                    </a:prstGeom>
+                  </pic:spPr>
+                </pic:pic>
+              </a:graphicData>
+            </a:graphic>
+          </wp:inline>
+        </w:drawing>
+      </w:r>
+    </w:p>
+    <w:p>
+      <w:r>
+        <w:t>Your conviction</w:t>
+      </w:r>
+      <w:r>
+        <w:t>s</w:t>
+      </w:r>
+      <w:r>
+        <w:t xml:space="preserve"> (</w:t>
+      </w:r>
+      <w:r>
+        <w:t>信念</w:t>
+      </w:r>
+      <w:r>
+        <w:t>)</w:t>
+      </w:r>
+      <w:r>
+        <w:t xml:space="preserve"> are only as deep as our character in Christ.</w:t>
+      </w:r>
+    </w:p>
+    <w:p/>
+    <w:p>
+      <w:r>
+        <w:t>Main Idea:</w:t>
+      </w:r>
+    </w:p>
+    <w:p>
+      <w:r>
+        <w:t>Our beliefs are only as strong as our character in Christ.</w:t>
+      </w:r>
+    </w:p>
+    <w:p/>
+    <w:p>
+      <w:r>
+        <w:t>21:</w:t>
+      </w:r>
+      <w:r>
+        <w:t>20</w:t>
+      </w:r>
+      <w:r>
+        <w:t>/</w:t>
+      </w:r>
+      <w:r>
+        <w:t>33:42</w:t>
+      </w:r>
+    </w:p>
+    <w:p>
+      <w:r>
+        <w:t>In one sentence:</w:t>
+      </w:r>
+    </w:p>
+    <w:p>
+      <w:r>
+        <w:t>Our convictions are only as deep as our character in Christ.</w:t>
+      </w:r>
+    </w:p>
+    <w:p/>
+    <w:p>
+      <w:r>
+        <w:t>21:</w:t>
+      </w:r>
+      <w:r>
+        <w:t>56</w:t>
+      </w:r>
+      <w:r>
+        <w:t>/</w:t>
+      </w:r>
+      <w:r>
+        <w:t>33:42</w:t>
+      </w:r>
+    </w:p>
+    <w:p>
+      <w:r>
+        <w:drawing>
+          <wp:inline distT="0" distB="0" distL="0" distR="0" wp14:anchorId="1857EA46" wp14:editId="152549AB">
+            <wp:extent cx="1987435" cy="2666615"/>
+            <wp:effectExtent l="0" t="0" r="0" b="635"/>
+            <wp:docPr id="1199688886" name="Picture 1"/>
+            <wp:cNvGraphicFramePr>
+              <a:graphicFrameLocks xmlns:a="http://schemas.openxmlformats.org/drawingml/2006/main" noChangeAspect="1"/>
+            </wp:cNvGraphicFramePr>
+            <a:graphic xmlns:a="http://schemas.openxmlformats.org/drawingml/2006/main">
+              <a:graphicData uri="http://schemas.openxmlformats.org/drawingml/2006/picture">
+                <pic:pic xmlns:pic="http://schemas.openxmlformats.org/drawingml/2006/picture">
+                  <pic:nvPicPr>
+                    <pic:cNvPr id="1199688886" name=""/>
+                    <pic:cNvPicPr/>
+                  </pic:nvPicPr>
+                  <pic:blipFill>
+                    <a:blip r:embed="rId25"/>
+                    <a:stretch>
+                      <a:fillRect/>
+                    </a:stretch>
+                  </pic:blipFill>
+                  <pic:spPr>
+                    <a:xfrm>
+                      <a:off x="0" y="0"/>
+                      <a:ext cx="1992073" cy="2672838"/>
+                    </a:xfrm>
+                    <a:prstGeom prst="rect">
+                      <a:avLst/>
+                    </a:prstGeom>
+                  </pic:spPr>
+                </pic:pic>
+              </a:graphicData>
+            </a:graphic>
+          </wp:inline>
+        </w:drawing>
+      </w:r>
+      <w:r>
+        <w:t xml:space="preserve">  </w:t>
+      </w:r>
+      <w:r>
+        <w:drawing>
+          <wp:inline distT="0" distB="0" distL="0" distR="0" wp14:anchorId="36B3A09E" wp14:editId="208BFCBC">
+            <wp:extent cx="1924050" cy="2596113"/>
+            <wp:effectExtent l="0" t="0" r="0" b="0"/>
+            <wp:docPr id="1307200852" name="Picture 1"/>
+            <wp:cNvGraphicFramePr>
+              <a:graphicFrameLocks xmlns:a="http://schemas.openxmlformats.org/drawingml/2006/main" noChangeAspect="1"/>
+            </wp:cNvGraphicFramePr>
+            <a:graphic xmlns:a="http://schemas.openxmlformats.org/drawingml/2006/main">
+              <a:graphicData uri="http://schemas.openxmlformats.org/drawingml/2006/picture">
+                <pic:pic xmlns:pic="http://schemas.openxmlformats.org/drawingml/2006/picture">
+                  <pic:nvPicPr>
+                    <pic:cNvPr id="1307200852" name=""/>
+                    <pic:cNvPicPr/>
+                  </pic:nvPicPr>
+                  <pic:blipFill>
+                    <a:blip r:embed="rId26"/>
+                    <a:stretch>
+                      <a:fillRect/>
+                    </a:stretch>
+                  </pic:blipFill>
+                  <pic:spPr>
+                    <a:xfrm>
+                      <a:off x="0" y="0"/>
+                      <a:ext cx="1936958" cy="2613530"/>
+                    </a:xfrm>
+                    <a:prstGeom prst="rect">
+                      <a:avLst/>
+                    </a:prstGeom>
+                  </pic:spPr>
+                </pic:pic>
+              </a:graphicData>
+            </a:graphic>
+          </wp:inline>
+        </w:drawing>
+      </w:r>
+    </w:p>
+    <w:p>
+      <w:r>
+        <w:t>Philippians 2:9-11</w:t>
+      </w:r>
+    </w:p>
+    <w:p>
+      <w:r>
+        <w:t>Therefore,</w:t>
+      </w:r>
+      <w:r>
+        <w:t xml:space="preserve"> God has highly exalted him and bestowed on him the name that is above every name, so that at the name of Jesus every knee should bow,</w:t>
+      </w:r>
+      <w:r>
+        <w:t xml:space="preserve"> </w:t>
+      </w:r>
+      <w:r>
+        <w:t>in heaven and on earth and under the earth, and every tongue confess that Jesus Christ is Lord, to the glory of God the Father.</w:t>
+      </w:r>
+    </w:p>
+    <w:p/>
+    <w:p>
+      <w:r>
+        <w:lastRenderedPageBreak/>
+        <w:t>Main idea:</w:t>
+      </w:r>
+    </w:p>
+    <w:p>
+      <w:r>
+        <w:t>God lifted Jesus above every name, so every knee will bow and every tongue will confess that Jesus Christ is Lord.</w:t>
+      </w:r>
+    </w:p>
+    <w:p/>
+    <w:p>
+      <w:r>
+        <w:t>2</w:t>
+      </w:r>
+      <w:r>
+        <w:t>2</w:t>
+      </w:r>
+      <w:r>
+        <w:t>:</w:t>
+      </w:r>
+      <w:r>
+        <w:t>30</w:t>
+      </w:r>
+      <w:r>
+        <w:t>/</w:t>
+      </w:r>
+      <w:r>
+        <w:t>33:42</w:t>
+      </w:r>
+    </w:p>
+    <w:p>
+      <w:r>
+        <w:t>In one sentence:</w:t>
+      </w:r>
+    </w:p>
+    <w:p>
+      <w:r>
+        <w:t>Every knee will bow and every tongue will confess that Jesus is Lord.</w:t>
+      </w:r>
+    </w:p>
+    <w:p/>
+    <w:p>
+      <w:r>
+        <w:t>2</w:t>
+      </w:r>
+      <w:r>
+        <w:t>3</w:t>
+      </w:r>
+      <w:r>
+        <w:t>:</w:t>
+      </w:r>
+      <w:r>
+        <w:t>30</w:t>
+      </w:r>
+      <w:r>
+        <w:t>/</w:t>
+      </w:r>
+      <w:r>
+        <w:t>33:42</w:t>
+      </w:r>
+    </w:p>
+    <w:p>
+      <w:r>
+        <w:drawing>
+          <wp:inline distT="0" distB="0" distL="0" distR="0" wp14:anchorId="666E2014" wp14:editId="28CF8A0D">
+            <wp:extent cx="2466975" cy="1944311"/>
+            <wp:effectExtent l="0" t="0" r="0" b="0"/>
+            <wp:docPr id="315106154" name="Picture 1"/>
+            <wp:cNvGraphicFramePr>
+              <a:graphicFrameLocks xmlns:a="http://schemas.openxmlformats.org/drawingml/2006/main" noChangeAspect="1"/>
+            </wp:cNvGraphicFramePr>
+            <a:graphic xmlns:a="http://schemas.openxmlformats.org/drawingml/2006/main">
+              <a:graphicData uri="http://schemas.openxmlformats.org/drawingml/2006/picture">
+                <pic:pic xmlns:pic="http://schemas.openxmlformats.org/drawingml/2006/picture">
+                  <pic:nvPicPr>
+                    <pic:cNvPr id="315106154" name=""/>
+                    <pic:cNvPicPr/>
+                  </pic:nvPicPr>
+                  <pic:blipFill>
+                    <a:blip r:embed="rId27"/>
+                    <a:stretch>
+                      <a:fillRect/>
+                    </a:stretch>
+                  </pic:blipFill>
+                  <pic:spPr>
+                    <a:xfrm>
+                      <a:off x="0" y="0"/>
+                      <a:ext cx="2472491" cy="1948658"/>
+                    </a:xfrm>
+                    <a:prstGeom prst="rect">
+                      <a:avLst/>
+                    </a:prstGeom>
+                  </pic:spPr>
+                </pic:pic>
+              </a:graphicData>
+            </a:graphic>
+          </wp:inline>
+        </w:drawing>
+      </w:r>
+    </w:p>
+    <w:p>
+      <w:r>
+        <w:t>Matthew 5:9</w:t>
+      </w:r>
+    </w:p>
+    <w:p>
+      <w:r>
+        <w:t>Blessed are the peacemakers, for they will be called children of God.</w:t>
+      </w:r>
+    </w:p>
+    <w:p/>
+    <w:p>
+      <w:r>
+        <w:t>2</w:t>
+      </w:r>
+      <w:r>
+        <w:t>4</w:t>
+      </w:r>
+      <w:r>
+        <w:t>:30</w:t>
+      </w:r>
+      <w:r>
+        <w:t>/</w:t>
+      </w:r>
+      <w:r>
+        <w:t>33:42</w:t>
+      </w:r>
+    </w:p>
+    <w:p>
+      <w:r>
+        <w:t>Main Idea:</w:t>
+      </w:r>
+    </w:p>
+    <w:p>
+      <w:r>
+        <w:t>Peacemakers will be called children of God.</w:t>
+      </w:r>
+    </w:p>
+    <w:p/>
+    <w:p>
+      <w:r>
+        <w:t>All the politics need peace</w:t>
+      </w:r>
+      <w:r>
+        <w:t>, not conflict</w:t>
+      </w:r>
+      <w:r>
+        <w:t xml:space="preserve"> and tension</w:t>
+      </w:r>
+      <w:r>
+        <w:t>.</w:t>
+      </w:r>
+      <w:r>
+        <w:t xml:space="preserve"> When you make peace, you look like the Father.</w:t>
+      </w:r>
+    </w:p>
+    <w:p/>
+    <w:p>
+      <w:r>
+        <w:t>30</w:t>
+      </w:r>
+      <w:r>
+        <w:t>:</w:t>
+      </w:r>
+      <w:r>
+        <w:t>24</w:t>
+      </w:r>
+      <w:r>
+        <w:t>/</w:t>
+      </w:r>
+      <w:r>
+        <w:t>33:42</w:t>
+      </w:r>
+    </w:p>
+    <w:p>
+      <w:r>
+        <w:drawing>
+          <wp:inline distT="0" distB="0" distL="0" distR="0" wp14:anchorId="0B31DF93" wp14:editId="135ABABC">
+            <wp:extent cx="2667000" cy="2111062"/>
+            <wp:effectExtent l="0" t="0" r="0" b="3810"/>
+            <wp:docPr id="1004532543" name="Picture 1"/>
+            <wp:cNvGraphicFramePr>
+              <a:graphicFrameLocks xmlns:a="http://schemas.openxmlformats.org/drawingml/2006/main" noChangeAspect="1"/>
+            </wp:cNvGraphicFramePr>
+            <a:graphic xmlns:a="http://schemas.openxmlformats.org/drawingml/2006/main">
+              <a:graphicData uri="http://schemas.openxmlformats.org/drawingml/2006/picture">
+                <pic:pic xmlns:pic="http://schemas.openxmlformats.org/drawingml/2006/picture">
+                  <pic:nvPicPr>
+                    <pic:cNvPr id="1004532543" name=""/>
+                    <pic:cNvPicPr/>
+                  </pic:nvPicPr>
+                  <pic:blipFill>
+                    <a:blip r:embed="rId28"/>
+                    <a:stretch>
+                      <a:fillRect/>
+                    </a:stretch>
+                  </pic:blipFill>
+                  <pic:spPr>
+                    <a:xfrm>
+                      <a:off x="0" y="0"/>
+                      <a:ext cx="2669201" cy="2112804"/>
+                    </a:xfrm>
+                    <a:prstGeom prst="rect">
+                      <a:avLst/>
+                    </a:prstGeom>
+                  </pic:spPr>
+                </pic:pic>
+              </a:graphicData>
+            </a:graphic>
+          </wp:inline>
+        </w:drawing>
+      </w:r>
+    </w:p>
+    <w:p>
+      <w:r>
+        <w:t>Proverbs 27:6</w:t>
+      </w:r>
+    </w:p>
+    <w:p>
+      <w:r>
+        <w:t>Faithful are the wounds of a friend. Profuse are the kisses of an enemy.</w:t>
+      </w:r>
+    </w:p>
+    <w:p>
+      <w:r>
+        <w:t>連連</w:t>
+      </w:r>
+      <w:r>
+        <w:t xml:space="preserve"> — e.g. </w:t>
+      </w:r>
+      <w:r>
+        <w:t>連連親嘴</w:t>
+      </w:r>
+      <w:r>
+        <w:t xml:space="preserve"> (profuse kisses</w:t>
+      </w:r>
+      <w:r>
+        <w:t>)</w:t>
+      </w:r>
+    </w:p>
+    <w:p/>
+    <w:p>
+      <w:r>
+        <w:t>3</w:t>
+      </w:r>
+      <w:r>
+        <w:t>1</w:t>
+      </w:r>
+      <w:r>
+        <w:t>:</w:t>
+      </w:r>
+      <w:r>
+        <w:t>00</w:t>
+      </w:r>
+      <w:r>
+        <w:t>/</w:t>
+      </w:r>
+      <w:r>
+        <w:t>33:42</w:t>
+      </w:r>
+    </w:p>
+    <w:p/>
+    <w:p>
+      <w:r>
+        <w:t>Main idea:</w:t>
+      </w:r>
+    </w:p>
+    <w:p>
+      <w:r>
+        <w:t>Trust a friend's painful honesty, not an enemy's sweet flattery.</w:t>
+      </w:r>
+    </w:p>
+    <w:p/>
+    <w:p>
+      <w:r>
+        <w:t>3</w:t>
+      </w:r>
+      <w:r>
+        <w:t>2</w:t>
+      </w:r>
+      <w:r>
+        <w:t>:</w:t>
+      </w:r>
+      <w:r>
+        <w:t>5</w:t>
+      </w:r>
+      <w:r>
+        <w:t>0</w:t>
+      </w:r>
+      <w:r>
+        <w:t>/</w:t>
+      </w:r>
+      <w:r>
+        <w:t>33:42</w:t>
+      </w:r>
+    </w:p>
+    <w:p>
+      <w:r>
+        <w:t>Pray:</w:t>
+      </w:r>
+      <w:r>
+        <w:t xml:space="preserve"> God gives us the wisdom to vote.</w:t>
+      </w:r>
+    </w:p>
     <w:p/>
     <w:p/>
     <w:p/>
@@ -709,7 +1862,7 @@
       </w:r>
     </w:p>
     <w:p>
-      <w:hyperlink r:id="rId20" w:history="1">
+      <w:hyperlink r:id="rId29" w:history="1">
         <w:r>
           <w:rPr>
             <w:rStyle w:val="Hyperlink"/>
@@ -719,7 +1872,7 @@
       </w:hyperlink>
     </w:p>
     <w:p>
-      <w:hyperlink r:id="rId21" w:history="1">
+      <w:hyperlink r:id="rId30" w:history="1">
         <w:r>
           <w:rPr>
             <w:rStyle w:val="Hyperlink"/>
@@ -739,7 +1892,31 @@
         </w:rPr>
       </w:pPr>
       <w:r>
-        <w:t>Posture for People, Policies, and the Polls</w:t>
+        <w:t>Posture</w:t>
+      </w:r>
+      <w:r>
+        <w:t xml:space="preserve"> (</w:t>
+      </w:r>
+      <w:r>
+        <w:t>態度</w:t>
+      </w:r>
+      <w:r>
+        <w:t>)</w:t>
+      </w:r>
+      <w:r>
+        <w:t xml:space="preserve"> for People, Policies</w:t>
+      </w:r>
+      <w:r>
+        <w:t xml:space="preserve"> (</w:t>
+      </w:r>
+      <w:r>
+        <w:t>政策</w:t>
+      </w:r>
+      <w:r>
+        <w:t>)</w:t>
+      </w:r>
+      <w:r>
+        <w:t>, and the Polls</w:t>
       </w:r>
       <w:r>
         <w:t>| Beyond the Ballot | Menlo Church,</w:t>
@@ -754,10 +1931,1022 @@
       </w:r>
     </w:p>
     <w:p/>
+    <w:p>
+      <w:r>
+        <w:t>Politics serves a pseudo-religious function as it is. Politics offers identity, belonging, a belief system, and a simple explanation for everything that is wrong with the world. And always someone else</w:t>
+      </w:r>
+      <w:r>
+        <w:t>’s</w:t>
+      </w:r>
+      <w:r>
+        <w:t xml:space="preserve"> fault.</w:t>
+      </w:r>
+    </w:p>
+    <w:p>
+      <w:r>
+        <w:t>We are not going to tell you how to vote. We are inviting you to consider what is underneath it. What is shaping your convictions?</w:t>
+      </w:r>
+    </w:p>
     <w:p/>
+    <w:p>
+      <w:r>
+        <w:t xml:space="preserve">1. </w:t>
+      </w:r>
+      <w:r>
+        <w:t>Romans 14:5</w:t>
+      </w:r>
+      <w:r>
+        <w:t>/</w:t>
+      </w:r>
+      <w:r>
+        <w:t xml:space="preserve"> </w:t>
+      </w:r>
+      <w:r>
+        <w:t>Luke 6:47</w:t>
+      </w:r>
+      <w:r>
+        <w:t>-</w:t>
+      </w:r>
+      <w:r>
+        <w:t>49</w:t>
+      </w:r>
+      <w:r>
+        <w:t xml:space="preserve">: Your convictions are only as deep as your character. </w:t>
+      </w:r>
+      <w:r>
+        <w:t>Your beliefs are only as strong as the character behind them.</w:t>
+      </w:r>
+    </w:p>
+    <w:p>
+      <w:r>
+        <w:t xml:space="preserve">2. Proverbs 27:6: </w:t>
+      </w:r>
+      <w:r>
+        <w:t>A faithful friend's painful honesty</w:t>
+      </w:r>
+      <w:r>
+        <w:t xml:space="preserve"> (</w:t>
+      </w:r>
+      <w:r>
+        <w:t>wounds</w:t>
+      </w:r>
+      <w:r>
+        <w:t>)</w:t>
+      </w:r>
+      <w:r>
+        <w:t xml:space="preserve"> can be trusted.</w:t>
+      </w:r>
+      <w:r>
+        <w:t xml:space="preserve"> Like the muscle atrophy (</w:t>
+      </w:r>
+      <w:r>
+        <w:t>萎縮</w:t>
+      </w:r>
+      <w:r>
+        <w:t>) inject</w:t>
+      </w:r>
+      <w:r>
+        <w:t>ion</w:t>
+      </w:r>
+      <w:r>
+        <w:t xml:space="preserve"> with cortisone is painful but it will </w:t>
+      </w:r>
+      <w:r>
+        <w:t>reduce</w:t>
+      </w:r>
+      <w:r>
+        <w:t xml:space="preserve"> inflammation</w:t>
+      </w:r>
+      <w:r>
+        <w:t xml:space="preserve"> </w:t>
+      </w:r>
+      <w:r>
+        <w:t>and pain.</w:t>
+      </w:r>
+    </w:p>
+    <w:p>
+      <w:r>
+        <w:t xml:space="preserve">3. </w:t>
+      </w:r>
+      <w:r>
+        <w:t>J</w:t>
+      </w:r>
+      <w:r>
+        <w:t>ames</w:t>
+      </w:r>
+      <w:r>
+        <w:t xml:space="preserve"> 1:19</w:t>
+      </w:r>
+      <w:r>
+        <w:t>-</w:t>
+      </w:r>
+      <w:r>
+        <w:t>20</w:t>
+      </w:r>
+      <w:r>
+        <w:t>: Do not let anger take over God’s desire.</w:t>
+      </w:r>
+    </w:p>
+    <w:p>
+      <w:r>
+        <w:t xml:space="preserve">4. </w:t>
+      </w:r>
+      <w:r>
+        <w:t>J</w:t>
+      </w:r>
+      <w:r>
+        <w:t>ames</w:t>
+      </w:r>
+      <w:r>
+        <w:t xml:space="preserve"> 1:22</w:t>
+      </w:r>
+      <w:r>
+        <w:t>-</w:t>
+      </w:r>
+      <w:r>
+        <w:t>24</w:t>
+      </w:r>
+      <w:r>
+        <w:t xml:space="preserve">: </w:t>
+      </w:r>
+      <w:r>
+        <w:t>Don't just hear God's word — do it.</w:t>
+      </w:r>
+    </w:p>
+    <w:p>
+      <w:r>
+        <w:t xml:space="preserve">5. </w:t>
+      </w:r>
+      <w:r>
+        <w:t>P</w:t>
+      </w:r>
+      <w:r>
+        <w:t xml:space="preserve">hilippians </w:t>
+      </w:r>
+      <w:r>
+        <w:t>2:5</w:t>
+      </w:r>
+      <w:r>
+        <w:t>-</w:t>
+      </w:r>
+      <w:r>
+        <w:t>8</w:t>
+      </w:r>
+      <w:r>
+        <w:t xml:space="preserve">: </w:t>
+      </w:r>
+      <w:r>
+        <w:t>Jesus humbled himself all the way to death on a cross.</w:t>
+      </w:r>
+    </w:p>
+    <w:p>
+      <w:r>
+        <w:t xml:space="preserve">6. </w:t>
+      </w:r>
+      <w:r>
+        <w:t> </w:t>
+      </w:r>
+      <w:r>
+        <w:t>Romans 14:5</w:t>
+      </w:r>
+      <w:r>
+        <w:t>/</w:t>
+      </w:r>
+      <w:r>
+        <w:t xml:space="preserve"> </w:t>
+      </w:r>
+      <w:r>
+        <w:t>Luke 6:47</w:t>
+      </w:r>
+      <w:r>
+        <w:t>-</w:t>
+      </w:r>
+      <w:r>
+        <w:t>49</w:t>
+      </w:r>
+      <w:r>
+        <w:t>: Your convictions (</w:t>
+      </w:r>
+      <w:r>
+        <w:t>信念</w:t>
+      </w:r>
+      <w:r>
+        <w:t>) are only as deep as our character in Christ.</w:t>
+      </w:r>
+    </w:p>
+    <w:p>
+      <w:r>
+        <w:t xml:space="preserve">7. Philippians 2:9-11 by Paul: </w:t>
+      </w:r>
+      <w:r>
+        <w:t>Every knee will bow and every tongue will confess that Jesus is Lord.</w:t>
+      </w:r>
+    </w:p>
+    <w:p>
+      <w:r>
+        <w:t xml:space="preserve">8. Matthew 5:9: </w:t>
+      </w:r>
+      <w:r>
+        <w:t>Peacemakers will be called children of God.</w:t>
+      </w:r>
+      <w:r>
+        <w:t xml:space="preserve"> </w:t>
+      </w:r>
+      <w:r>
+        <w:t>P</w:t>
+      </w:r>
+      <w:r>
+        <w:t>olitics need</w:t>
+      </w:r>
+      <w:r>
+        <w:t>s</w:t>
+      </w:r>
+      <w:r>
+        <w:t xml:space="preserve"> peace, not conflict and tension. </w:t>
+      </w:r>
+    </w:p>
+    <w:p>
+      <w:r>
+        <w:t xml:space="preserve">9. Conclusion: </w:t>
+      </w:r>
+    </w:p>
+    <w:p>
+      <w:r>
+        <w:t xml:space="preserve">Proverbs 27:6: </w:t>
+      </w:r>
+      <w:r>
+        <w:t>Trust a friend's painful honesty, not an enemy's sweet flattery.</w:t>
+      </w:r>
+    </w:p>
     <w:p/>
+    <w:p>
+      <w:r>
+        <w:t>===</w:t>
+      </w:r>
+    </w:p>
+    <w:p>
+      <w:proofErr w:type="spellStart"/>
+      <w:r>
+        <w:t>對人、政策與投票的態度｜超越選票｜門羅教會</w:t>
+      </w:r>
+      <w:proofErr w:type="spellEnd"/>
+      <w:r>
+        <w:br/>
+        <w:t xml:space="preserve">Matt </w:t>
+      </w:r>
+      <w:proofErr w:type="spellStart"/>
+      <w:r>
+        <w:t>Summers</w:t>
+      </w:r>
+      <w:r>
+        <w:t>，靈命塑造牧師</w:t>
+      </w:r>
+      <w:proofErr w:type="spellEnd"/>
+    </w:p>
+    <w:p>
+      <w:proofErr w:type="spellStart"/>
+      <w:r>
+        <w:t>政治本身就發揮著類宗教的功能。政治給人身分、歸屬感、一套信仰體系，以及對世上一切問題的簡單解釋。而且錯永遠在別人身上</w:t>
+      </w:r>
+      <w:proofErr w:type="spellEnd"/>
+      <w:r>
+        <w:t>。</w:t>
+      </w:r>
+      <w:r>
+        <w:br/>
+      </w:r>
+      <w:proofErr w:type="spellStart"/>
+      <w:r>
+        <w:t>我們不是要告訴你該怎麼投票。我們是邀請你思考，表面之下的東西是什麼。是什麼在塑造你的信念</w:t>
+      </w:r>
+      <w:proofErr w:type="spellEnd"/>
+      <w:r>
+        <w:t>？</w:t>
+      </w:r>
+    </w:p>
+    <w:p>
+      <w:r>
+        <w:t xml:space="preserve">1. </w:t>
+      </w:r>
+      <w:r>
+        <w:t>羅馬書</w:t>
+      </w:r>
+      <w:r>
+        <w:t xml:space="preserve"> 14:5</w:t>
+      </w:r>
+      <w:r>
+        <w:t>／路加福音</w:t>
+      </w:r>
+      <w:r>
+        <w:t xml:space="preserve"> 6:47-49</w:t>
+      </w:r>
+      <w:r>
+        <w:t>：你的信念只有你的品格那麼深。你的信仰只有你背後的品格那麼堅強。</w:t>
+      </w:r>
+    </w:p>
+    <w:p>
+      <w:r>
+        <w:t xml:space="preserve">2. </w:t>
+      </w:r>
+      <w:r>
+        <w:t>箴言</w:t>
+      </w:r>
+      <w:r>
+        <w:t xml:space="preserve"> 27:6</w:t>
+      </w:r>
+      <w:r>
+        <w:t>：忠實朋友令人痛苦的誠實（傷痕）值得信賴。就像為肌肉萎縮注射可體松，雖然痛苦，卻能減輕發炎和疼痛。</w:t>
+      </w:r>
+    </w:p>
+    <w:p>
+      <w:r>
+        <w:lastRenderedPageBreak/>
+        <w:t xml:space="preserve">3. </w:t>
+      </w:r>
+      <w:r>
+        <w:t>雅各書</w:t>
+      </w:r>
+      <w:r>
+        <w:t xml:space="preserve"> 1:19-20</w:t>
+      </w:r>
+      <w:r>
+        <w:t>：不要讓怒氣凌駕上帝的心意。</w:t>
+      </w:r>
+    </w:p>
+    <w:p>
+      <w:r>
+        <w:rPr>
+          <w:rFonts w:ascii="MS Gothic" w:eastAsia="MS Gothic" w:hAnsi="MS Gothic" w:cs="MS Gothic"/>
+        </w:rPr>
+        <w:t xml:space="preserve">4. </w:t>
+      </w:r>
+      <w:r>
+        <w:rPr>
+          <w:rFonts w:ascii="MS Gothic" w:eastAsia="MS Gothic" w:hAnsi="MS Gothic" w:cs="MS Gothic" w:hint="eastAsia"/>
+        </w:rPr>
+        <w:t>雅各書</w:t>
+      </w:r>
+      <w:r>
+        <w:t xml:space="preserve"> 1:22-24</w:t>
+      </w:r>
+      <w:r>
+        <w:rPr>
+          <w:rFonts w:ascii="MS Gothic" w:eastAsia="MS Gothic" w:hAnsi="MS Gothic" w:cs="MS Gothic" w:hint="eastAsia"/>
+        </w:rPr>
+        <w:t>：不要只聽上帝的話，要把它行出來。</w:t>
+      </w:r>
+    </w:p>
+    <w:p>
+      <w:r>
+        <w:rPr>
+          <w:rFonts w:ascii="MS Gothic" w:eastAsia="MS Gothic" w:hAnsi="MS Gothic" w:cs="MS Gothic"/>
+        </w:rPr>
+        <w:t xml:space="preserve">5. </w:t>
+      </w:r>
+      <w:r>
+        <w:rPr>
+          <w:rFonts w:ascii="MS Gothic" w:eastAsia="MS Gothic" w:hAnsi="MS Gothic" w:cs="MS Gothic" w:hint="eastAsia"/>
+        </w:rPr>
+        <w:t>腓立比書</w:t>
+      </w:r>
+      <w:r>
+        <w:t xml:space="preserve"> 2:5-8</w:t>
+      </w:r>
+      <w:r>
+        <w:rPr>
+          <w:rFonts w:ascii="MS Gothic" w:eastAsia="MS Gothic" w:hAnsi="MS Gothic" w:cs="MS Gothic" w:hint="eastAsia"/>
+        </w:rPr>
+        <w:t>：耶穌謙卑自己，一路順服以至於死在十字架上。</w:t>
+      </w:r>
+    </w:p>
+    <w:p>
+      <w:r>
+        <w:t xml:space="preserve">6. </w:t>
+      </w:r>
+      <w:r>
+        <w:t>羅馬書</w:t>
+      </w:r>
+      <w:r>
+        <w:t xml:space="preserve"> 14:5</w:t>
+      </w:r>
+      <w:r>
+        <w:t>／路加福音</w:t>
+      </w:r>
+      <w:r>
+        <w:t xml:space="preserve"> 6:47-49</w:t>
+      </w:r>
+      <w:r>
+        <w:t>：你的信念只有我們在基督裡的品格那麼深。</w:t>
+      </w:r>
+    </w:p>
+    <w:p>
+      <w:r>
+        <w:t xml:space="preserve">7. </w:t>
+      </w:r>
+      <w:r>
+        <w:t>腓立比書</w:t>
+      </w:r>
+      <w:r>
+        <w:t xml:space="preserve"> 2:9-11</w:t>
+      </w:r>
+      <w:r>
+        <w:t>（保羅）：</w:t>
+      </w:r>
+      <w:proofErr w:type="spellStart"/>
+      <w:r>
+        <w:t>萬膝都要跪拜，萬口都要承認耶穌是主</w:t>
+      </w:r>
+      <w:proofErr w:type="spellEnd"/>
+      <w:r>
+        <w:t>。</w:t>
+      </w:r>
+    </w:p>
+    <w:p>
+      <w:r>
+        <w:t xml:space="preserve">8. </w:t>
+      </w:r>
+      <w:r>
+        <w:t>馬太福音</w:t>
+      </w:r>
+      <w:r>
+        <w:t xml:space="preserve"> 5:9</w:t>
+      </w:r>
+      <w:r>
+        <w:t>：使人和睦的人將被稱為上帝的兒女。政治需要和平，而不是衝突與緊張。</w:t>
+      </w:r>
+    </w:p>
+    <w:p>
+      <w:r>
+        <w:t xml:space="preserve">9. </w:t>
+      </w:r>
+      <w:r>
+        <w:t>結論：</w:t>
+      </w:r>
+      <w:r>
+        <w:br/>
+      </w:r>
+      <w:proofErr w:type="spellStart"/>
+      <w:r>
+        <w:t>箴言</w:t>
+      </w:r>
+      <w:proofErr w:type="spellEnd"/>
+      <w:r>
+        <w:t xml:space="preserve"> 27:6</w:t>
+      </w:r>
+      <w:r>
+        <w:t>：要信賴朋友令人痛苦的誠實，而不是敵人甜蜜的奉承。</w:t>
+      </w:r>
+    </w:p>
+    <w:p/>
+    <w:p>
+      <w:r>
+        <w:t>==</w:t>
+      </w:r>
+    </w:p>
+    <w:p>
+      <w:pPr>
+        <w:rPr>
+          <w:rFonts w:hint="eastAsia"/>
+        </w:rPr>
+      </w:pPr>
+      <w:r>
+        <w:rPr>
+          <w:rFonts w:hint="eastAsia"/>
+        </w:rPr>
+        <w:t>2026</w:t>
+      </w:r>
+      <w:r>
+        <w:rPr>
+          <w:rFonts w:hint="eastAsia"/>
+        </w:rPr>
+        <w:t>年</w:t>
+      </w:r>
+      <w:r>
+        <w:rPr>
+          <w:rFonts w:hint="eastAsia"/>
+        </w:rPr>
+        <w:t>10</w:t>
+      </w:r>
+      <w:r>
+        <w:rPr>
+          <w:rFonts w:hint="eastAsia"/>
+        </w:rPr>
+        <w:t>月</w:t>
+      </w:r>
+      <w:r>
+        <w:rPr>
+          <w:rFonts w:hint="eastAsia"/>
+        </w:rPr>
+        <w:t>25</w:t>
+      </w:r>
+      <w:r>
+        <w:rPr>
+          <w:rFonts w:hint="eastAsia"/>
+        </w:rPr>
+        <w:t>日、メンロ教会礼拝（先週の要約、</w:t>
+      </w:r>
+      <w:r>
+        <w:rPr>
+          <w:rFonts w:hint="eastAsia"/>
+        </w:rPr>
+        <w:t>2026</w:t>
+      </w:r>
+      <w:r>
+        <w:rPr>
+          <w:rFonts w:hint="eastAsia"/>
+        </w:rPr>
+        <w:t>年</w:t>
+      </w:r>
+      <w:r>
+        <w:rPr>
+          <w:rFonts w:hint="eastAsia"/>
+        </w:rPr>
+        <w:t>10</w:t>
+      </w:r>
+      <w:r>
+        <w:rPr>
+          <w:rFonts w:hint="eastAsia"/>
+        </w:rPr>
+        <w:t>月</w:t>
+      </w:r>
+      <w:r>
+        <w:rPr>
+          <w:rFonts w:hint="eastAsia"/>
+        </w:rPr>
+        <w:t>31</w:t>
+      </w:r>
+      <w:r>
+        <w:rPr>
+          <w:rFonts w:hint="eastAsia"/>
+        </w:rPr>
+        <w:t>日）</w:t>
+      </w:r>
+    </w:p>
+    <w:p>
+      <w:r>
+        <w:t>https://www.youtube.com/watch?v=3F6waMyjTb4&amp;t=19s</w:t>
+      </w:r>
+    </w:p>
+    <w:p>
+      <w:r>
+        <w:t>https://github.com/peterhchen/1000_Family/tree/main/Church/2026</w:t>
+      </w:r>
+    </w:p>
+    <w:p>
+      <w:pPr>
+        <w:rPr>
+          <w:rFonts w:hint="eastAsia"/>
+        </w:rPr>
+      </w:pPr>
+      <w:r>
+        <w:rPr>
+          <w:rFonts w:hint="eastAsia"/>
+        </w:rPr>
+        <w:t>人々、</w:t>
+      </w:r>
+      <w:proofErr w:type="spellStart"/>
+      <w:r>
+        <w:rPr>
+          <w:rFonts w:hint="eastAsia"/>
+        </w:rPr>
+        <w:t>政策、投票に対する姿勢｜</w:t>
+      </w:r>
+      <w:r>
+        <w:rPr>
+          <w:rFonts w:hint="eastAsia"/>
+        </w:rPr>
+        <w:t>Beyond</w:t>
+      </w:r>
+      <w:proofErr w:type="spellEnd"/>
+      <w:r>
+        <w:rPr>
+          <w:rFonts w:hint="eastAsia"/>
+        </w:rPr>
+        <w:t xml:space="preserve"> the </w:t>
+      </w:r>
+      <w:proofErr w:type="spellStart"/>
+      <w:r>
+        <w:rPr>
+          <w:rFonts w:hint="eastAsia"/>
+        </w:rPr>
+        <w:t>Ballot</w:t>
+      </w:r>
+      <w:r>
+        <w:rPr>
+          <w:rFonts w:hint="eastAsia"/>
+        </w:rPr>
+        <w:t>｜メンロ教会</w:t>
+      </w:r>
+      <w:proofErr w:type="spellEnd"/>
+    </w:p>
+    <w:p>
+      <w:pPr>
+        <w:rPr>
+          <w:rFonts w:hint="eastAsia"/>
+        </w:rPr>
+      </w:pPr>
+      <w:r>
+        <w:rPr>
+          <w:rFonts w:hint="eastAsia"/>
+        </w:rPr>
+        <w:t xml:space="preserve">Matt </w:t>
+      </w:r>
+      <w:proofErr w:type="spellStart"/>
+      <w:r>
+        <w:rPr>
+          <w:rFonts w:hint="eastAsia"/>
+        </w:rPr>
+        <w:t>Summers</w:t>
+      </w:r>
+      <w:r>
+        <w:rPr>
+          <w:rFonts w:hint="eastAsia"/>
+        </w:rPr>
+        <w:t>、霊的形成担当牧師</w:t>
+      </w:r>
+      <w:proofErr w:type="spellEnd"/>
+    </w:p>
+    <w:p/>
+    <w:p>
+      <w:pPr>
+        <w:rPr>
+          <w:rFonts w:hint="eastAsia"/>
+        </w:rPr>
+      </w:pPr>
+      <w:r>
+        <w:rPr>
+          <w:rFonts w:hint="eastAsia"/>
+        </w:rPr>
+        <w:t>政治は、それ自体ですでに疑似宗教的な機能を果たしています。政治は、アイデンティティ、帰属意識、信念体系、そして世の中のあらゆる問題に対する単純な説明を与えます。そして、悪いのはいつも他人のせいです。</w:t>
+      </w:r>
+    </w:p>
+    <w:p>
+      <w:pPr>
+        <w:rPr>
+          <w:rFonts w:hint="eastAsia"/>
+        </w:rPr>
+      </w:pPr>
+      <w:r>
+        <w:rPr>
+          <w:rFonts w:hint="eastAsia"/>
+        </w:rPr>
+        <w:t>私たちは、あなたにどう投票すべきかを教えるつもりはありません。むしろ、その根底にあるものは何かを考えてみるよう招いています。あなたの確信を形作っているものは何ですか？</w:t>
+      </w:r>
+    </w:p>
+    <w:p/>
+    <w:p>
+      <w:pPr>
+        <w:rPr>
+          <w:rFonts w:hint="eastAsia"/>
+        </w:rPr>
+      </w:pPr>
+      <w:r>
+        <w:rPr>
+          <w:rFonts w:hint="eastAsia"/>
+        </w:rPr>
+        <w:t xml:space="preserve">1. </w:t>
+      </w:r>
+      <w:proofErr w:type="spellStart"/>
+      <w:r>
+        <w:rPr>
+          <w:rFonts w:hint="eastAsia"/>
+        </w:rPr>
+        <w:t>ローマ</w:t>
+      </w:r>
+      <w:proofErr w:type="spellEnd"/>
+      <w:r>
+        <w:rPr>
+          <w:rFonts w:hint="eastAsia"/>
+        </w:rPr>
+        <w:t xml:space="preserve"> 14:5</w:t>
+      </w:r>
+      <w:r>
+        <w:rPr>
+          <w:rFonts w:hint="eastAsia"/>
+        </w:rPr>
+        <w:t>／ルカ</w:t>
+      </w:r>
+      <w:r>
+        <w:rPr>
+          <w:rFonts w:hint="eastAsia"/>
+        </w:rPr>
+        <w:t xml:space="preserve"> 6:47-49</w:t>
+      </w:r>
+      <w:r>
+        <w:rPr>
+          <w:rFonts w:hint="eastAsia"/>
+        </w:rPr>
+        <w:t>：あなたの確信は、あなたの人格の深さまでしか深まりません。あなたの信念は、その背後にある人格の強さまでしか強くなりません。</w:t>
+      </w:r>
+    </w:p>
+    <w:p>
+      <w:pPr>
+        <w:rPr>
+          <w:rFonts w:hint="eastAsia"/>
+        </w:rPr>
+      </w:pPr>
+      <w:r>
+        <w:rPr>
+          <w:rFonts w:hint="eastAsia"/>
+        </w:rPr>
+        <w:t xml:space="preserve">2. </w:t>
+      </w:r>
+      <w:proofErr w:type="spellStart"/>
+      <w:r>
+        <w:rPr>
+          <w:rFonts w:hint="eastAsia"/>
+        </w:rPr>
+        <w:t>箴言</w:t>
+      </w:r>
+      <w:proofErr w:type="spellEnd"/>
+      <w:r>
+        <w:rPr>
+          <w:rFonts w:hint="eastAsia"/>
+        </w:rPr>
+        <w:t xml:space="preserve"> 27:6</w:t>
+      </w:r>
+      <w:r>
+        <w:rPr>
+          <w:rFonts w:hint="eastAsia"/>
+        </w:rPr>
+        <w:t>：忠実な友の痛みを伴う誠実さ（傷）は信頼できます。筋萎縮に対するコルチゾン注射のように、痛みを伴いますが、炎症と痛みを和らげます。</w:t>
+      </w:r>
+    </w:p>
+    <w:p>
+      <w:pPr>
+        <w:rPr>
+          <w:rFonts w:hint="eastAsia"/>
+        </w:rPr>
+      </w:pPr>
+      <w:r>
+        <w:rPr>
+          <w:rFonts w:hint="eastAsia"/>
+        </w:rPr>
+        <w:t xml:space="preserve">3. </w:t>
+      </w:r>
+      <w:proofErr w:type="spellStart"/>
+      <w:r>
+        <w:rPr>
+          <w:rFonts w:hint="eastAsia"/>
+        </w:rPr>
+        <w:t>ヤコブ</w:t>
+      </w:r>
+      <w:proofErr w:type="spellEnd"/>
+      <w:r>
+        <w:rPr>
+          <w:rFonts w:hint="eastAsia"/>
+        </w:rPr>
+        <w:t xml:space="preserve"> 1:19-20</w:t>
+      </w:r>
+      <w:r>
+        <w:rPr>
+          <w:rFonts w:hint="eastAsia"/>
+        </w:rPr>
+        <w:t>：怒りに神の御心を奪わせてはいけません。</w:t>
+      </w:r>
+    </w:p>
+    <w:p>
+      <w:pPr>
+        <w:rPr>
+          <w:rFonts w:hint="eastAsia"/>
+        </w:rPr>
+      </w:pPr>
+      <w:r>
+        <w:rPr>
+          <w:rFonts w:hint="eastAsia"/>
+        </w:rPr>
+        <w:t xml:space="preserve">4. </w:t>
+      </w:r>
+      <w:proofErr w:type="spellStart"/>
+      <w:r>
+        <w:rPr>
+          <w:rFonts w:hint="eastAsia"/>
+        </w:rPr>
+        <w:t>ヤコブ</w:t>
+      </w:r>
+      <w:proofErr w:type="spellEnd"/>
+      <w:r>
+        <w:rPr>
+          <w:rFonts w:hint="eastAsia"/>
+        </w:rPr>
+        <w:t xml:space="preserve"> 1:22-24</w:t>
+      </w:r>
+      <w:r>
+        <w:rPr>
+          <w:rFonts w:hint="eastAsia"/>
+        </w:rPr>
+        <w:t>：神の言葉を聞くだけでなく、実行しなさい。</w:t>
+      </w:r>
+    </w:p>
+    <w:p>
+      <w:pPr>
+        <w:rPr>
+          <w:rFonts w:hint="eastAsia"/>
+        </w:rPr>
+      </w:pPr>
+      <w:r>
+        <w:rPr>
+          <w:rFonts w:hint="eastAsia"/>
+        </w:rPr>
+        <w:t xml:space="preserve">5. </w:t>
+      </w:r>
+      <w:proofErr w:type="spellStart"/>
+      <w:r>
+        <w:rPr>
+          <w:rFonts w:hint="eastAsia"/>
+        </w:rPr>
+        <w:t>ピリピ</w:t>
+      </w:r>
+      <w:proofErr w:type="spellEnd"/>
+      <w:r>
+        <w:rPr>
+          <w:rFonts w:hint="eastAsia"/>
+        </w:rPr>
+        <w:t xml:space="preserve"> 2:5-8</w:t>
+      </w:r>
+      <w:r>
+        <w:rPr>
+          <w:rFonts w:hint="eastAsia"/>
+        </w:rPr>
+        <w:t>：イエスは自らを低くし、十字架の死にまで従いました。</w:t>
+      </w:r>
+    </w:p>
+    <w:p>
+      <w:pPr>
+        <w:rPr>
+          <w:rFonts w:hint="eastAsia"/>
+        </w:rPr>
+      </w:pPr>
+      <w:r>
+        <w:rPr>
+          <w:rFonts w:hint="eastAsia"/>
+        </w:rPr>
+        <w:t xml:space="preserve">6. </w:t>
+      </w:r>
+      <w:proofErr w:type="spellStart"/>
+      <w:r>
+        <w:rPr>
+          <w:rFonts w:hint="eastAsia"/>
+        </w:rPr>
+        <w:t>ローマ</w:t>
+      </w:r>
+      <w:proofErr w:type="spellEnd"/>
+      <w:r>
+        <w:rPr>
+          <w:rFonts w:hint="eastAsia"/>
+        </w:rPr>
+        <w:t xml:space="preserve"> 14:5</w:t>
+      </w:r>
+      <w:r>
+        <w:rPr>
+          <w:rFonts w:hint="eastAsia"/>
+        </w:rPr>
+        <w:t>／ルカ</w:t>
+      </w:r>
+      <w:r>
+        <w:rPr>
+          <w:rFonts w:hint="eastAsia"/>
+        </w:rPr>
+        <w:t xml:space="preserve"> 6:47-49</w:t>
+      </w:r>
+      <w:r>
+        <w:rPr>
+          <w:rFonts w:hint="eastAsia"/>
+        </w:rPr>
+        <w:t>：あなたの確信は、キリストにある私たちの人格の深さまでしか深まりません。</w:t>
+      </w:r>
+    </w:p>
+    <w:p>
+      <w:pPr>
+        <w:rPr>
+          <w:rFonts w:hint="eastAsia"/>
+        </w:rPr>
+      </w:pPr>
+      <w:r>
+        <w:rPr>
+          <w:rFonts w:hint="eastAsia"/>
+        </w:rPr>
+        <w:t xml:space="preserve">7. </w:t>
+      </w:r>
+      <w:proofErr w:type="spellStart"/>
+      <w:r>
+        <w:rPr>
+          <w:rFonts w:hint="eastAsia"/>
+        </w:rPr>
+        <w:t>ピリピ</w:t>
+      </w:r>
+      <w:proofErr w:type="spellEnd"/>
+      <w:r>
+        <w:rPr>
+          <w:rFonts w:hint="eastAsia"/>
+        </w:rPr>
+        <w:t xml:space="preserve"> 2:9-11</w:t>
+      </w:r>
+      <w:r>
+        <w:rPr>
+          <w:rFonts w:hint="eastAsia"/>
+        </w:rPr>
+        <w:t>（パウロ）：</w:t>
+      </w:r>
+      <w:proofErr w:type="spellStart"/>
+      <w:r>
+        <w:rPr>
+          <w:rFonts w:hint="eastAsia"/>
+        </w:rPr>
+        <w:t>すべての膝がかがみ、すべての舌がイエスは主であると告白します</w:t>
+      </w:r>
+      <w:proofErr w:type="spellEnd"/>
+      <w:r>
+        <w:rPr>
+          <w:rFonts w:hint="eastAsia"/>
+        </w:rPr>
+        <w:t>。</w:t>
+      </w:r>
+    </w:p>
+    <w:p>
+      <w:pPr>
+        <w:rPr>
+          <w:rFonts w:hint="eastAsia"/>
+        </w:rPr>
+      </w:pPr>
+      <w:r>
+        <w:rPr>
+          <w:rFonts w:hint="eastAsia"/>
+        </w:rPr>
+        <w:t xml:space="preserve">8. </w:t>
+      </w:r>
+      <w:proofErr w:type="spellStart"/>
+      <w:r>
+        <w:rPr>
+          <w:rFonts w:hint="eastAsia"/>
+        </w:rPr>
+        <w:t>マタイ</w:t>
+      </w:r>
+      <w:proofErr w:type="spellEnd"/>
+      <w:r>
+        <w:rPr>
+          <w:rFonts w:hint="eastAsia"/>
+        </w:rPr>
+        <w:t xml:space="preserve"> 5:9</w:t>
+      </w:r>
+      <w:r>
+        <w:rPr>
+          <w:rFonts w:hint="eastAsia"/>
+        </w:rPr>
+        <w:t>：平和をつくる者は神の子と呼ばれるでしょう。政治に必要なのは、対立や緊張ではなく平和です。</w:t>
+      </w:r>
+    </w:p>
+    <w:p>
+      <w:pPr>
+        <w:rPr>
+          <w:rFonts w:hint="eastAsia"/>
+        </w:rPr>
+      </w:pPr>
+      <w:r>
+        <w:rPr>
+          <w:rFonts w:hint="eastAsia"/>
+        </w:rPr>
+        <w:t xml:space="preserve">9. </w:t>
+      </w:r>
+      <w:proofErr w:type="spellStart"/>
+      <w:r>
+        <w:rPr>
+          <w:rFonts w:hint="eastAsia"/>
+        </w:rPr>
+        <w:t>結論</w:t>
+      </w:r>
+      <w:proofErr w:type="spellEnd"/>
+      <w:r>
+        <w:rPr>
+          <w:rFonts w:hint="eastAsia"/>
+        </w:rPr>
+        <w:t>：</w:t>
+      </w:r>
+    </w:p>
+    <w:p>
+      <w:proofErr w:type="spellStart"/>
+      <w:r>
+        <w:rPr>
+          <w:rFonts w:hint="eastAsia"/>
+        </w:rPr>
+        <w:t>箴言</w:t>
+      </w:r>
+      <w:proofErr w:type="spellEnd"/>
+      <w:r>
+        <w:rPr>
+          <w:rFonts w:hint="eastAsia"/>
+        </w:rPr>
+        <w:t xml:space="preserve"> 27:6</w:t>
+      </w:r>
+      <w:r>
+        <w:rPr>
+          <w:rFonts w:hint="eastAsia"/>
+        </w:rPr>
+        <w:t>：友の痛みを伴う誠実さを信頼しなさい。敵の甘いお世辞ではなく。</w:t>
+      </w:r>
+    </w:p>
     <w:sectPr>
-      <w:footerReference w:type="default" r:id="rId22"/>
+      <w:footerReference w:type="default" r:id="rId31"/>
       <w:pgSz w:w="12240" w:h="15840"/>
       <w:pgMar w:top="1440" w:right="1440" w:bottom="1530" w:left="1440" w:header="0" w:footer="720" w:gutter="0"/>
       <w:cols w:space="720"/>
@@ -4441,6 +6630,119 @@
     </w:lvl>
   </w:abstractNum>
   <w:abstractNum w:abstractNumId="25" w15:restartNumberingAfterBreak="0">
+    <w:nsid w:val="28835112"/>
+    <w:multiLevelType w:val="multilevel"/>
+    <w:tmpl w:val="EFB46194"/>
+    <w:lvl w:ilvl="0">
+      <w:start w:val="1"/>
+      <w:numFmt w:val="decimal"/>
+      <w:lvlText w:val="%1."/>
+      <w:lvlJc w:val="left"/>
+      <w:pPr>
+        <w:tabs>
+          <w:tab w:val="num" w:pos="720"/>
+        </w:tabs>
+        <w:ind w:left="720" w:hanging="360"/>
+      </w:pPr>
+    </w:lvl>
+    <w:lvl w:ilvl="1" w:tentative="1">
+      <w:start w:val="1"/>
+      <w:numFmt w:val="decimal"/>
+      <w:lvlText w:val="%2."/>
+      <w:lvlJc w:val="left"/>
+      <w:pPr>
+        <w:tabs>
+          <w:tab w:val="num" w:pos="1440"/>
+        </w:tabs>
+        <w:ind w:left="1440" w:hanging="360"/>
+      </w:pPr>
+    </w:lvl>
+    <w:lvl w:ilvl="2" w:tentative="1">
+      <w:start w:val="1"/>
+      <w:numFmt w:val="decimal"/>
+      <w:lvlText w:val="%3."/>
+      <w:lvlJc w:val="left"/>
+      <w:pPr>
+        <w:tabs>
+          <w:tab w:val="num" w:pos="2160"/>
+        </w:tabs>
+        <w:ind w:left="2160" w:hanging="360"/>
+      </w:pPr>
+    </w:lvl>
+    <w:lvl w:ilvl="3" w:tentative="1">
+      <w:start w:val="1"/>
+      <w:numFmt w:val="decimal"/>
+      <w:lvlText w:val="%4."/>
+      <w:lvlJc w:val="left"/>
+      <w:pPr>
+        <w:tabs>
+          <w:tab w:val="num" w:pos="2880"/>
+        </w:tabs>
+        <w:ind w:left="2880" w:hanging="360"/>
+      </w:pPr>
+    </w:lvl>
+    <w:lvl w:ilvl="4" w:tentative="1">
+      <w:start w:val="1"/>
+      <w:numFmt w:val="decimal"/>
+      <w:lvlText w:val="%5."/>
+      <w:lvlJc w:val="left"/>
+      <w:pPr>
+        <w:tabs>
+          <w:tab w:val="num" w:pos="3600"/>
+        </w:tabs>
+        <w:ind w:left="3600" w:hanging="360"/>
+      </w:pPr>
+    </w:lvl>
+    <w:lvl w:ilvl="5" w:tentative="1">
+      <w:start w:val="1"/>
+      <w:numFmt w:val="decimal"/>
+      <w:lvlText w:val="%6."/>
+      <w:lvlJc w:val="left"/>
+      <w:pPr>
+        <w:tabs>
+          <w:tab w:val="num" w:pos="4320"/>
+        </w:tabs>
+        <w:ind w:left="4320" w:hanging="360"/>
+      </w:pPr>
+    </w:lvl>
+    <w:lvl w:ilvl="6" w:tentative="1">
+      <w:start w:val="1"/>
+      <w:numFmt w:val="decimal"/>
+      <w:lvlText w:val="%7."/>
+      <w:lvlJc w:val="left"/>
+      <w:pPr>
+        <w:tabs>
+          <w:tab w:val="num" w:pos="5040"/>
+        </w:tabs>
+        <w:ind w:left="5040" w:hanging="360"/>
+      </w:pPr>
+    </w:lvl>
+    <w:lvl w:ilvl="7" w:tentative="1">
+      <w:start w:val="1"/>
+      <w:numFmt w:val="decimal"/>
+      <w:lvlText w:val="%8."/>
+      <w:lvlJc w:val="left"/>
+      <w:pPr>
+        <w:tabs>
+          <w:tab w:val="num" w:pos="5760"/>
+        </w:tabs>
+        <w:ind w:left="5760" w:hanging="360"/>
+      </w:pPr>
+    </w:lvl>
+    <w:lvl w:ilvl="8" w:tentative="1">
+      <w:start w:val="1"/>
+      <w:numFmt w:val="decimal"/>
+      <w:lvlText w:val="%9."/>
+      <w:lvlJc w:val="left"/>
+      <w:pPr>
+        <w:tabs>
+          <w:tab w:val="num" w:pos="6480"/>
+        </w:tabs>
+        <w:ind w:left="6480" w:hanging="360"/>
+      </w:pPr>
+    </w:lvl>
+  </w:abstractNum>
+  <w:abstractNum w:abstractNumId="26" w15:restartNumberingAfterBreak="0">
     <w:nsid w:val="29322082"/>
     <w:multiLevelType w:val="multilevel"/>
     <w:tmpl w:val="3870A7E2"/>
@@ -4553,7 +6855,7 @@
       </w:pPr>
     </w:lvl>
   </w:abstractNum>
-  <w:abstractNum w:abstractNumId="26" w15:restartNumberingAfterBreak="0">
+  <w:abstractNum w:abstractNumId="27" w15:restartNumberingAfterBreak="0">
     <w:nsid w:val="29531D12"/>
     <w:multiLevelType w:val="multilevel"/>
     <w:tmpl w:val="E168EB20"/>
@@ -4666,7 +6968,7 @@
       </w:pPr>
     </w:lvl>
   </w:abstractNum>
-  <w:abstractNum w:abstractNumId="27" w15:restartNumberingAfterBreak="0">
+  <w:abstractNum w:abstractNumId="28" w15:restartNumberingAfterBreak="0">
     <w:nsid w:val="2A954C87"/>
     <w:multiLevelType w:val="multilevel"/>
     <w:tmpl w:val="417C8A5A"/>
@@ -4815,7 +7117,7 @@
       </w:rPr>
     </w:lvl>
   </w:abstractNum>
-  <w:abstractNum w:abstractNumId="28" w15:restartNumberingAfterBreak="0">
+  <w:abstractNum w:abstractNumId="29" w15:restartNumberingAfterBreak="0">
     <w:nsid w:val="2B406A3C"/>
     <w:multiLevelType w:val="multilevel"/>
     <w:tmpl w:val="7C727D58"/>
@@ -4964,7 +7266,120 @@
       </w:rPr>
     </w:lvl>
   </w:abstractNum>
-  <w:abstractNum w:abstractNumId="29" w15:restartNumberingAfterBreak="0">
+  <w:abstractNum w:abstractNumId="30" w15:restartNumberingAfterBreak="0">
+    <w:nsid w:val="2BA76DA1"/>
+    <w:multiLevelType w:val="multilevel"/>
+    <w:tmpl w:val="15604622"/>
+    <w:lvl w:ilvl="0">
+      <w:start w:val="1"/>
+      <w:numFmt w:val="decimal"/>
+      <w:lvlText w:val="%1."/>
+      <w:lvlJc w:val="left"/>
+      <w:pPr>
+        <w:tabs>
+          <w:tab w:val="num" w:pos="720"/>
+        </w:tabs>
+        <w:ind w:left="720" w:hanging="360"/>
+      </w:pPr>
+    </w:lvl>
+    <w:lvl w:ilvl="1" w:tentative="1">
+      <w:start w:val="1"/>
+      <w:numFmt w:val="decimal"/>
+      <w:lvlText w:val="%2."/>
+      <w:lvlJc w:val="left"/>
+      <w:pPr>
+        <w:tabs>
+          <w:tab w:val="num" w:pos="1440"/>
+        </w:tabs>
+        <w:ind w:left="1440" w:hanging="360"/>
+      </w:pPr>
+    </w:lvl>
+    <w:lvl w:ilvl="2" w:tentative="1">
+      <w:start w:val="1"/>
+      <w:numFmt w:val="decimal"/>
+      <w:lvlText w:val="%3."/>
+      <w:lvlJc w:val="left"/>
+      <w:pPr>
+        <w:tabs>
+          <w:tab w:val="num" w:pos="2160"/>
+        </w:tabs>
+        <w:ind w:left="2160" w:hanging="360"/>
+      </w:pPr>
+    </w:lvl>
+    <w:lvl w:ilvl="3" w:tentative="1">
+      <w:start w:val="1"/>
+      <w:numFmt w:val="decimal"/>
+      <w:lvlText w:val="%4."/>
+      <w:lvlJc w:val="left"/>
+      <w:pPr>
+        <w:tabs>
+          <w:tab w:val="num" w:pos="2880"/>
+        </w:tabs>
+        <w:ind w:left="2880" w:hanging="360"/>
+      </w:pPr>
+    </w:lvl>
+    <w:lvl w:ilvl="4" w:tentative="1">
+      <w:start w:val="1"/>
+      <w:numFmt w:val="decimal"/>
+      <w:lvlText w:val="%5."/>
+      <w:lvlJc w:val="left"/>
+      <w:pPr>
+        <w:tabs>
+          <w:tab w:val="num" w:pos="3600"/>
+        </w:tabs>
+        <w:ind w:left="3600" w:hanging="360"/>
+      </w:pPr>
+    </w:lvl>
+    <w:lvl w:ilvl="5" w:tentative="1">
+      <w:start w:val="1"/>
+      <w:numFmt w:val="decimal"/>
+      <w:lvlText w:val="%6."/>
+      <w:lvlJc w:val="left"/>
+      <w:pPr>
+        <w:tabs>
+          <w:tab w:val="num" w:pos="4320"/>
+        </w:tabs>
+        <w:ind w:left="4320" w:hanging="360"/>
+      </w:pPr>
+    </w:lvl>
+    <w:lvl w:ilvl="6" w:tentative="1">
+      <w:start w:val="1"/>
+      <w:numFmt w:val="decimal"/>
+      <w:lvlText w:val="%7."/>
+      <w:lvlJc w:val="left"/>
+      <w:pPr>
+        <w:tabs>
+          <w:tab w:val="num" w:pos="5040"/>
+        </w:tabs>
+        <w:ind w:left="5040" w:hanging="360"/>
+      </w:pPr>
+    </w:lvl>
+    <w:lvl w:ilvl="7" w:tentative="1">
+      <w:start w:val="1"/>
+      <w:numFmt w:val="decimal"/>
+      <w:lvlText w:val="%8."/>
+      <w:lvlJc w:val="left"/>
+      <w:pPr>
+        <w:tabs>
+          <w:tab w:val="num" w:pos="5760"/>
+        </w:tabs>
+        <w:ind w:left="5760" w:hanging="360"/>
+      </w:pPr>
+    </w:lvl>
+    <w:lvl w:ilvl="8" w:tentative="1">
+      <w:start w:val="1"/>
+      <w:numFmt w:val="decimal"/>
+      <w:lvlText w:val="%9."/>
+      <w:lvlJc w:val="left"/>
+      <w:pPr>
+        <w:tabs>
+          <w:tab w:val="num" w:pos="6480"/>
+        </w:tabs>
+        <w:ind w:left="6480" w:hanging="360"/>
+      </w:pPr>
+    </w:lvl>
+  </w:abstractNum>
+  <w:abstractNum w:abstractNumId="31" w15:restartNumberingAfterBreak="0">
     <w:nsid w:val="2C223E73"/>
     <w:multiLevelType w:val="multilevel"/>
     <w:tmpl w:val="228225D0"/>
@@ -5113,7 +7528,7 @@
       </w:rPr>
     </w:lvl>
   </w:abstractNum>
-  <w:abstractNum w:abstractNumId="30" w15:restartNumberingAfterBreak="0">
+  <w:abstractNum w:abstractNumId="32" w15:restartNumberingAfterBreak="0">
     <w:nsid w:val="2D5E2663"/>
     <w:multiLevelType w:val="multilevel"/>
     <w:tmpl w:val="AE06BBD6"/>
@@ -5262,7 +7677,7 @@
       </w:rPr>
     </w:lvl>
   </w:abstractNum>
-  <w:abstractNum w:abstractNumId="31" w15:restartNumberingAfterBreak="0">
+  <w:abstractNum w:abstractNumId="33" w15:restartNumberingAfterBreak="0">
     <w:nsid w:val="2D8162DD"/>
     <w:multiLevelType w:val="multilevel"/>
     <w:tmpl w:val="FB8499C8"/>
@@ -5375,7 +7790,7 @@
       </w:pPr>
     </w:lvl>
   </w:abstractNum>
-  <w:abstractNum w:abstractNumId="32" w15:restartNumberingAfterBreak="0">
+  <w:abstractNum w:abstractNumId="34" w15:restartNumberingAfterBreak="0">
     <w:nsid w:val="2E397AA7"/>
     <w:multiLevelType w:val="multilevel"/>
     <w:tmpl w:val="6D4EE56C"/>
@@ -5488,7 +7903,7 @@
       </w:pPr>
     </w:lvl>
   </w:abstractNum>
-  <w:abstractNum w:abstractNumId="33" w15:restartNumberingAfterBreak="0">
+  <w:abstractNum w:abstractNumId="35" w15:restartNumberingAfterBreak="0">
     <w:nsid w:val="2F033797"/>
     <w:multiLevelType w:val="multilevel"/>
     <w:tmpl w:val="A86EF386"/>
@@ -5637,7 +8052,96 @@
       </w:rPr>
     </w:lvl>
   </w:abstractNum>
-  <w:abstractNum w:abstractNumId="34" w15:restartNumberingAfterBreak="0">
+  <w:abstractNum w:abstractNumId="36" w15:restartNumberingAfterBreak="0">
+    <w:nsid w:val="30351DEB"/>
+    <w:multiLevelType w:val="hybridMultilevel"/>
+    <w:tmpl w:val="5FA0FDA0"/>
+    <w:lvl w:ilvl="0" w:tplc="0409000F">
+      <w:start w:val="5"/>
+      <w:numFmt w:val="decimal"/>
+      <w:lvlText w:val="%1."/>
+      <w:lvlJc w:val="left"/>
+      <w:pPr>
+        <w:ind w:left="720" w:hanging="360"/>
+      </w:pPr>
+      <w:rPr>
+        <w:rFonts w:hint="default"/>
+      </w:rPr>
+    </w:lvl>
+    <w:lvl w:ilvl="1" w:tplc="04090019" w:tentative="1">
+      <w:start w:val="1"/>
+      <w:numFmt w:val="lowerLetter"/>
+      <w:lvlText w:val="%2."/>
+      <w:lvlJc w:val="left"/>
+      <w:pPr>
+        <w:ind w:left="1440" w:hanging="360"/>
+      </w:pPr>
+    </w:lvl>
+    <w:lvl w:ilvl="2" w:tplc="0409001B" w:tentative="1">
+      <w:start w:val="1"/>
+      <w:numFmt w:val="lowerRoman"/>
+      <w:lvlText w:val="%3."/>
+      <w:lvlJc w:val="right"/>
+      <w:pPr>
+        <w:ind w:left="2160" w:hanging="180"/>
+      </w:pPr>
+    </w:lvl>
+    <w:lvl w:ilvl="3" w:tplc="0409000F" w:tentative="1">
+      <w:start w:val="1"/>
+      <w:numFmt w:val="decimal"/>
+      <w:lvlText w:val="%4."/>
+      <w:lvlJc w:val="left"/>
+      <w:pPr>
+        <w:ind w:left="2880" w:hanging="360"/>
+      </w:pPr>
+    </w:lvl>
+    <w:lvl w:ilvl="4" w:tplc="04090019" w:tentative="1">
+      <w:start w:val="1"/>
+      <w:numFmt w:val="lowerLetter"/>
+      <w:lvlText w:val="%5."/>
+      <w:lvlJc w:val="left"/>
+      <w:pPr>
+        <w:ind w:left="3600" w:hanging="360"/>
+      </w:pPr>
+    </w:lvl>
+    <w:lvl w:ilvl="5" w:tplc="0409001B" w:tentative="1">
+      <w:start w:val="1"/>
+      <w:numFmt w:val="lowerRoman"/>
+      <w:lvlText w:val="%6."/>
+      <w:lvlJc w:val="right"/>
+      <w:pPr>
+        <w:ind w:left="4320" w:hanging="180"/>
+      </w:pPr>
+    </w:lvl>
+    <w:lvl w:ilvl="6" w:tplc="0409000F" w:tentative="1">
+      <w:start w:val="1"/>
+      <w:numFmt w:val="decimal"/>
+      <w:lvlText w:val="%7."/>
+      <w:lvlJc w:val="left"/>
+      <w:pPr>
+        <w:ind w:left="5040" w:hanging="360"/>
+      </w:pPr>
+    </w:lvl>
+    <w:lvl w:ilvl="7" w:tplc="04090019" w:tentative="1">
+      <w:start w:val="1"/>
+      <w:numFmt w:val="lowerLetter"/>
+      <w:lvlText w:val="%8."/>
+      <w:lvlJc w:val="left"/>
+      <w:pPr>
+        <w:ind w:left="5760" w:hanging="360"/>
+      </w:pPr>
+    </w:lvl>
+    <w:lvl w:ilvl="8" w:tplc="0409001B" w:tentative="1">
+      <w:start w:val="1"/>
+      <w:numFmt w:val="lowerRoman"/>
+      <w:lvlText w:val="%9."/>
+      <w:lvlJc w:val="right"/>
+      <w:pPr>
+        <w:ind w:left="6480" w:hanging="180"/>
+      </w:pPr>
+    </w:lvl>
+  </w:abstractNum>
+  <w:abstractNum w:abstractNumId="37" w15:restartNumberingAfterBreak="0">
     <w:nsid w:val="305E40B4"/>
     <w:multiLevelType w:val="multilevel"/>
     <w:tmpl w:val="0B2603AE"/>
@@ -5786,7 +8290,7 @@
       </w:rPr>
     </w:lvl>
   </w:abstractNum>
-  <w:abstractNum w:abstractNumId="35" w15:restartNumberingAfterBreak="0">
+  <w:abstractNum w:abstractNumId="38" w15:restartNumberingAfterBreak="0">
     <w:nsid w:val="32F06D4C"/>
     <w:multiLevelType w:val="multilevel"/>
     <w:tmpl w:val="91E693D0"/>
@@ -5899,7 +8403,7 @@
       </w:pPr>
     </w:lvl>
   </w:abstractNum>
-  <w:abstractNum w:abstractNumId="36" w15:restartNumberingAfterBreak="0">
+  <w:abstractNum w:abstractNumId="39" w15:restartNumberingAfterBreak="0">
     <w:nsid w:val="36371728"/>
     <w:multiLevelType w:val="multilevel"/>
     <w:tmpl w:val="28A805EA"/>
@@ -6048,7 +8552,7 @@
       </w:rPr>
     </w:lvl>
   </w:abstractNum>
-  <w:abstractNum w:abstractNumId="37" w15:restartNumberingAfterBreak="0">
+  <w:abstractNum w:abstractNumId="40" w15:restartNumberingAfterBreak="0">
     <w:nsid w:val="36BE4FCA"/>
     <w:multiLevelType w:val="multilevel"/>
     <w:tmpl w:val="9B6E4B6C"/>
@@ -6197,7 +8701,7 @@
       </w:rPr>
     </w:lvl>
   </w:abstractNum>
-  <w:abstractNum w:abstractNumId="38" w15:restartNumberingAfterBreak="0">
+  <w:abstractNum w:abstractNumId="41" w15:restartNumberingAfterBreak="0">
     <w:nsid w:val="383A4E37"/>
     <w:multiLevelType w:val="multilevel"/>
     <w:tmpl w:val="A2485720"/>
@@ -6310,7 +8814,7 @@
       </w:pPr>
     </w:lvl>
   </w:abstractNum>
-  <w:abstractNum w:abstractNumId="39" w15:restartNumberingAfterBreak="0">
+  <w:abstractNum w:abstractNumId="42" w15:restartNumberingAfterBreak="0">
     <w:nsid w:val="384B41DC"/>
     <w:multiLevelType w:val="multilevel"/>
     <w:tmpl w:val="A31E3AC6"/>
@@ -6459,7 +8963,7 @@
       </w:rPr>
     </w:lvl>
   </w:abstractNum>
-  <w:abstractNum w:abstractNumId="40" w15:restartNumberingAfterBreak="0">
+  <w:abstractNum w:abstractNumId="43" w15:restartNumberingAfterBreak="0">
     <w:nsid w:val="387F2942"/>
     <w:multiLevelType w:val="multilevel"/>
     <w:tmpl w:val="13A022AA"/>
@@ -6608,7 +9112,7 @@
       </w:rPr>
     </w:lvl>
   </w:abstractNum>
-  <w:abstractNum w:abstractNumId="41" w15:restartNumberingAfterBreak="0">
+  <w:abstractNum w:abstractNumId="44" w15:restartNumberingAfterBreak="0">
     <w:nsid w:val="3A4A5D43"/>
     <w:multiLevelType w:val="multilevel"/>
     <w:tmpl w:val="50E60C10"/>
@@ -6757,7 +9261,7 @@
       </w:rPr>
     </w:lvl>
   </w:abstractNum>
-  <w:abstractNum w:abstractNumId="42" w15:restartNumberingAfterBreak="0">
+  <w:abstractNum w:abstractNumId="45" w15:restartNumberingAfterBreak="0">
     <w:nsid w:val="3AB610CC"/>
     <w:multiLevelType w:val="multilevel"/>
     <w:tmpl w:val="4E92C6BE"/>
@@ -6870,7 +9374,7 @@
       </w:pPr>
     </w:lvl>
   </w:abstractNum>
-  <w:abstractNum w:abstractNumId="43" w15:restartNumberingAfterBreak="0">
+  <w:abstractNum w:abstractNumId="46" w15:restartNumberingAfterBreak="0">
     <w:nsid w:val="3B1F4E5C"/>
     <w:multiLevelType w:val="multilevel"/>
     <w:tmpl w:val="C8DC3704"/>
@@ -7019,7 +9523,7 @@
       </w:rPr>
     </w:lvl>
   </w:abstractNum>
-  <w:abstractNum w:abstractNumId="44" w15:restartNumberingAfterBreak="0">
+  <w:abstractNum w:abstractNumId="47" w15:restartNumberingAfterBreak="0">
     <w:nsid w:val="3CE55CE7"/>
     <w:multiLevelType w:val="multilevel"/>
     <w:tmpl w:val="9D7AE8A8"/>
@@ -7168,7 +9672,7 @@
       </w:rPr>
     </w:lvl>
   </w:abstractNum>
-  <w:abstractNum w:abstractNumId="45" w15:restartNumberingAfterBreak="0">
+  <w:abstractNum w:abstractNumId="48" w15:restartNumberingAfterBreak="0">
     <w:nsid w:val="3D2F6733"/>
     <w:multiLevelType w:val="multilevel"/>
     <w:tmpl w:val="B9243440"/>
@@ -7317,7 +9821,96 @@
       </w:rPr>
     </w:lvl>
   </w:abstractNum>
-  <w:abstractNum w:abstractNumId="46" w15:restartNumberingAfterBreak="0">
+  <w:abstractNum w:abstractNumId="49" w15:restartNumberingAfterBreak="0">
+    <w:nsid w:val="3FA137A3"/>
+    <w:multiLevelType w:val="hybridMultilevel"/>
+    <w:tmpl w:val="5A283B5A"/>
+    <w:lvl w:ilvl="0" w:tplc="B8FAC7D8">
+      <w:start w:val="4"/>
+      <w:numFmt w:val="decimal"/>
+      <w:lvlText w:val="%1."/>
+      <w:lvlJc w:val="left"/>
+      <w:pPr>
+        <w:ind w:left="1080" w:hanging="360"/>
+      </w:pPr>
+      <w:rPr>
+        <w:rFonts w:hint="default"/>
+      </w:rPr>
+    </w:lvl>
+    <w:lvl w:ilvl="1" w:tplc="04090019" w:tentative="1">
+      <w:start w:val="1"/>
+      <w:numFmt w:val="lowerLetter"/>
+      <w:lvlText w:val="%2."/>
+      <w:lvlJc w:val="left"/>
+      <w:pPr>
+        <w:ind w:left="1800" w:hanging="360"/>
+      </w:pPr>
+    </w:lvl>
+    <w:lvl w:ilvl="2" w:tplc="0409001B" w:tentative="1">
+      <w:start w:val="1"/>
+      <w:numFmt w:val="lowerRoman"/>
+      <w:lvlText w:val="%3."/>
+      <w:lvlJc w:val="right"/>
+      <w:pPr>
+        <w:ind w:left="2520" w:hanging="180"/>
+      </w:pPr>
+    </w:lvl>
+    <w:lvl w:ilvl="3" w:tplc="0409000F" w:tentative="1">
+      <w:start w:val="1"/>
+      <w:numFmt w:val="decimal"/>
+      <w:lvlText w:val="%4."/>
+      <w:lvlJc w:val="left"/>
+      <w:pPr>
+        <w:ind w:left="3240" w:hanging="360"/>
+      </w:pPr>
+    </w:lvl>
+    <w:lvl w:ilvl="4" w:tplc="04090019" w:tentative="1">
+      <w:start w:val="1"/>
+      <w:numFmt w:val="lowerLetter"/>
+      <w:lvlText w:val="%5."/>
+      <w:lvlJc w:val="left"/>
+      <w:pPr>
+        <w:ind w:left="3960" w:hanging="360"/>
+      </w:pPr>
+    </w:lvl>
+    <w:lvl w:ilvl="5" w:tplc="0409001B" w:tentative="1">
+      <w:start w:val="1"/>
+      <w:numFmt w:val="lowerRoman"/>
+      <w:lvlText w:val="%6."/>
+      <w:lvlJc w:val="right"/>
+      <w:pPr>
+        <w:ind w:left="4680" w:hanging="180"/>
+      </w:pPr>
+    </w:lvl>
+    <w:lvl w:ilvl="6" w:tplc="0409000F" w:tentative="1">
+      <w:start w:val="1"/>
+      <w:numFmt w:val="decimal"/>
+      <w:lvlText w:val="%7."/>
+      <w:lvlJc w:val="left"/>
+      <w:pPr>
+        <w:ind w:left="5400" w:hanging="360"/>
+      </w:pPr>
+    </w:lvl>
+    <w:lvl w:ilvl="7" w:tplc="04090019" w:tentative="1">
+      <w:start w:val="1"/>
+      <w:numFmt w:val="lowerLetter"/>
+      <w:lvlText w:val="%8."/>
+      <w:lvlJc w:val="left"/>
+      <w:pPr>
+        <w:ind w:left="6120" w:hanging="360"/>
+      </w:pPr>
+    </w:lvl>
+    <w:lvl w:ilvl="8" w:tplc="0409001B" w:tentative="1">
+      <w:start w:val="1"/>
+      <w:numFmt w:val="lowerRoman"/>
+      <w:lvlText w:val="%9."/>
+      <w:lvlJc w:val="right"/>
+      <w:pPr>
+        <w:ind w:left="6840" w:hanging="180"/>
+      </w:pPr>
+    </w:lvl>
+  </w:abstractNum>
+  <w:abstractNum w:abstractNumId="50" w15:restartNumberingAfterBreak="0">
     <w:nsid w:val="40B52536"/>
     <w:multiLevelType w:val="multilevel"/>
     <w:tmpl w:val="7F0E9BEE"/>
@@ -7466,7 +10059,7 @@
       </w:rPr>
     </w:lvl>
   </w:abstractNum>
-  <w:abstractNum w:abstractNumId="47" w15:restartNumberingAfterBreak="0">
+  <w:abstractNum w:abstractNumId="51" w15:restartNumberingAfterBreak="0">
     <w:nsid w:val="40F7080F"/>
     <w:multiLevelType w:val="multilevel"/>
     <w:tmpl w:val="C3D8C076"/>
@@ -7579,7 +10172,7 @@
       </w:pPr>
     </w:lvl>
   </w:abstractNum>
-  <w:abstractNum w:abstractNumId="48" w15:restartNumberingAfterBreak="0">
+  <w:abstractNum w:abstractNumId="52" w15:restartNumberingAfterBreak="0">
     <w:nsid w:val="440E0CA8"/>
     <w:multiLevelType w:val="multilevel"/>
     <w:tmpl w:val="9666386E"/>
@@ -7728,7 +10321,7 @@
       </w:rPr>
     </w:lvl>
   </w:abstractNum>
-  <w:abstractNum w:abstractNumId="49" w15:restartNumberingAfterBreak="0">
+  <w:abstractNum w:abstractNumId="53" w15:restartNumberingAfterBreak="0">
     <w:nsid w:val="49AD3FA6"/>
     <w:multiLevelType w:val="multilevel"/>
     <w:tmpl w:val="016C008E"/>
@@ -7877,7 +10470,7 @@
       </w:rPr>
     </w:lvl>
   </w:abstractNum>
-  <w:abstractNum w:abstractNumId="50" w15:restartNumberingAfterBreak="0">
+  <w:abstractNum w:abstractNumId="54" w15:restartNumberingAfterBreak="0">
     <w:nsid w:val="4BF70D73"/>
     <w:multiLevelType w:val="multilevel"/>
     <w:tmpl w:val="2BA6FE38"/>
@@ -8022,7 +10615,7 @@
       </w:rPr>
     </w:lvl>
   </w:abstractNum>
-  <w:abstractNum w:abstractNumId="51" w15:restartNumberingAfterBreak="0">
+  <w:abstractNum w:abstractNumId="55" w15:restartNumberingAfterBreak="0">
     <w:nsid w:val="4C8253D9"/>
     <w:multiLevelType w:val="multilevel"/>
     <w:tmpl w:val="F78EAE00"/>
@@ -8171,7 +10764,7 @@
       </w:rPr>
     </w:lvl>
   </w:abstractNum>
-  <w:abstractNum w:abstractNumId="52" w15:restartNumberingAfterBreak="0">
+  <w:abstractNum w:abstractNumId="56" w15:restartNumberingAfterBreak="0">
     <w:nsid w:val="4D97606A"/>
     <w:multiLevelType w:val="multilevel"/>
     <w:tmpl w:val="285815F4"/>
@@ -8320,7 +10913,7 @@
       </w:rPr>
     </w:lvl>
   </w:abstractNum>
-  <w:abstractNum w:abstractNumId="53" w15:restartNumberingAfterBreak="0">
+  <w:abstractNum w:abstractNumId="57" w15:restartNumberingAfterBreak="0">
     <w:nsid w:val="4FCA3329"/>
     <w:multiLevelType w:val="multilevel"/>
     <w:tmpl w:val="3870A7E2"/>
@@ -8433,7 +11026,7 @@
       </w:pPr>
     </w:lvl>
   </w:abstractNum>
-  <w:abstractNum w:abstractNumId="54" w15:restartNumberingAfterBreak="0">
+  <w:abstractNum w:abstractNumId="58" w15:restartNumberingAfterBreak="0">
     <w:nsid w:val="504A7340"/>
     <w:multiLevelType w:val="multilevel"/>
     <w:tmpl w:val="80B04DB6"/>
@@ -8546,7 +11139,7 @@
       </w:pPr>
     </w:lvl>
   </w:abstractNum>
-  <w:abstractNum w:abstractNumId="55" w15:restartNumberingAfterBreak="0">
+  <w:abstractNum w:abstractNumId="59" w15:restartNumberingAfterBreak="0">
     <w:nsid w:val="51591C76"/>
     <w:multiLevelType w:val="multilevel"/>
     <w:tmpl w:val="3C7479DA"/>
@@ -8695,7 +11288,7 @@
       </w:rPr>
     </w:lvl>
   </w:abstractNum>
-  <w:abstractNum w:abstractNumId="56" w15:restartNumberingAfterBreak="0">
+  <w:abstractNum w:abstractNumId="60" w15:restartNumberingAfterBreak="0">
     <w:nsid w:val="51FD15E0"/>
     <w:multiLevelType w:val="multilevel"/>
     <w:tmpl w:val="EAE05A36"/>
@@ -8844,7 +11437,7 @@
       </w:rPr>
     </w:lvl>
   </w:abstractNum>
-  <w:abstractNum w:abstractNumId="57" w15:restartNumberingAfterBreak="0">
+  <w:abstractNum w:abstractNumId="61" w15:restartNumberingAfterBreak="0">
     <w:nsid w:val="52AC58C6"/>
     <w:multiLevelType w:val="multilevel"/>
     <w:tmpl w:val="BBEE5348"/>
@@ -8993,7 +11586,7 @@
       </w:rPr>
     </w:lvl>
   </w:abstractNum>
-  <w:abstractNum w:abstractNumId="58" w15:restartNumberingAfterBreak="0">
+  <w:abstractNum w:abstractNumId="62" w15:restartNumberingAfterBreak="0">
     <w:nsid w:val="54A17901"/>
     <w:multiLevelType w:val="multilevel"/>
     <w:tmpl w:val="FA1EE278"/>
@@ -9142,7 +11735,7 @@
       </w:rPr>
     </w:lvl>
   </w:abstractNum>
-  <w:abstractNum w:abstractNumId="59" w15:restartNumberingAfterBreak="0">
+  <w:abstractNum w:abstractNumId="63" w15:restartNumberingAfterBreak="0">
     <w:nsid w:val="56CE5AF3"/>
     <w:multiLevelType w:val="multilevel"/>
     <w:tmpl w:val="3870A7E2"/>
@@ -9255,7 +11848,7 @@
       </w:pPr>
     </w:lvl>
   </w:abstractNum>
-  <w:abstractNum w:abstractNumId="60" w15:restartNumberingAfterBreak="0">
+  <w:abstractNum w:abstractNumId="64" w15:restartNumberingAfterBreak="0">
     <w:nsid w:val="576E6DB7"/>
     <w:multiLevelType w:val="multilevel"/>
     <w:tmpl w:val="B0B0D1EE"/>
@@ -9404,7 +11997,7 @@
       </w:rPr>
     </w:lvl>
   </w:abstractNum>
-  <w:abstractNum w:abstractNumId="61" w15:restartNumberingAfterBreak="0">
+  <w:abstractNum w:abstractNumId="65" w15:restartNumberingAfterBreak="0">
     <w:nsid w:val="59B241C0"/>
     <w:multiLevelType w:val="multilevel"/>
     <w:tmpl w:val="63E60C9C"/>
@@ -9553,7 +12146,7 @@
       </w:rPr>
     </w:lvl>
   </w:abstractNum>
-  <w:abstractNum w:abstractNumId="62" w15:restartNumberingAfterBreak="0">
+  <w:abstractNum w:abstractNumId="66" w15:restartNumberingAfterBreak="0">
     <w:nsid w:val="5D0723A8"/>
     <w:multiLevelType w:val="multilevel"/>
     <w:tmpl w:val="3DC28C28"/>
@@ -9702,7 +12295,7 @@
       </w:rPr>
     </w:lvl>
   </w:abstractNum>
-  <w:abstractNum w:abstractNumId="63" w15:restartNumberingAfterBreak="0">
+  <w:abstractNum w:abstractNumId="67" w15:restartNumberingAfterBreak="0">
     <w:nsid w:val="5D607751"/>
     <w:multiLevelType w:val="multilevel"/>
     <w:tmpl w:val="3F563700"/>
@@ -9851,7 +12444,7 @@
       </w:rPr>
     </w:lvl>
   </w:abstractNum>
-  <w:abstractNum w:abstractNumId="64" w15:restartNumberingAfterBreak="0">
+  <w:abstractNum w:abstractNumId="68" w15:restartNumberingAfterBreak="0">
     <w:nsid w:val="5D666524"/>
     <w:multiLevelType w:val="multilevel"/>
     <w:tmpl w:val="D7381B64"/>
@@ -10000,7 +12593,7 @@
       </w:rPr>
     </w:lvl>
   </w:abstractNum>
-  <w:abstractNum w:abstractNumId="65" w15:restartNumberingAfterBreak="0">
+  <w:abstractNum w:abstractNumId="69" w15:restartNumberingAfterBreak="0">
     <w:nsid w:val="600E3D11"/>
     <w:multiLevelType w:val="multilevel"/>
     <w:tmpl w:val="CB3063B8"/>
@@ -10149,7 +12742,7 @@
       </w:rPr>
     </w:lvl>
   </w:abstractNum>
-  <w:abstractNum w:abstractNumId="66" w15:restartNumberingAfterBreak="0">
+  <w:abstractNum w:abstractNumId="70" w15:restartNumberingAfterBreak="0">
     <w:nsid w:val="608226D7"/>
     <w:multiLevelType w:val="multilevel"/>
     <w:tmpl w:val="62FCD154"/>
@@ -10298,7 +12891,7 @@
       </w:rPr>
     </w:lvl>
   </w:abstractNum>
-  <w:abstractNum w:abstractNumId="67" w15:restartNumberingAfterBreak="0">
+  <w:abstractNum w:abstractNumId="71" w15:restartNumberingAfterBreak="0">
     <w:nsid w:val="632267A0"/>
     <w:multiLevelType w:val="multilevel"/>
     <w:tmpl w:val="3FCCDDEA"/>
@@ -10447,7 +13040,7 @@
       </w:rPr>
     </w:lvl>
   </w:abstractNum>
-  <w:abstractNum w:abstractNumId="68" w15:restartNumberingAfterBreak="0">
+  <w:abstractNum w:abstractNumId="72" w15:restartNumberingAfterBreak="0">
     <w:nsid w:val="63981415"/>
     <w:multiLevelType w:val="multilevel"/>
     <w:tmpl w:val="37EEED2E"/>
@@ -10596,7 +13189,7 @@
       </w:rPr>
     </w:lvl>
   </w:abstractNum>
-  <w:abstractNum w:abstractNumId="69" w15:restartNumberingAfterBreak="0">
+  <w:abstractNum w:abstractNumId="73" w15:restartNumberingAfterBreak="0">
     <w:nsid w:val="63FD33A9"/>
     <w:multiLevelType w:val="multilevel"/>
     <w:tmpl w:val="30DE29C4"/>
@@ -10745,7 +13338,7 @@
       </w:rPr>
     </w:lvl>
   </w:abstractNum>
-  <w:abstractNum w:abstractNumId="70" w15:restartNumberingAfterBreak="0">
+  <w:abstractNum w:abstractNumId="74" w15:restartNumberingAfterBreak="0">
     <w:nsid w:val="647A5B10"/>
     <w:multiLevelType w:val="multilevel"/>
     <w:tmpl w:val="A1527222"/>
@@ -10894,7 +13487,7 @@
       </w:rPr>
     </w:lvl>
   </w:abstractNum>
-  <w:abstractNum w:abstractNumId="71" w15:restartNumberingAfterBreak="0">
+  <w:abstractNum w:abstractNumId="75" w15:restartNumberingAfterBreak="0">
     <w:nsid w:val="66261AD5"/>
     <w:multiLevelType w:val="multilevel"/>
     <w:tmpl w:val="0278F48A"/>
@@ -11007,7 +13600,7 @@
       </w:pPr>
     </w:lvl>
   </w:abstractNum>
-  <w:abstractNum w:abstractNumId="72" w15:restartNumberingAfterBreak="0">
+  <w:abstractNum w:abstractNumId="76" w15:restartNumberingAfterBreak="0">
     <w:nsid w:val="68217A55"/>
     <w:multiLevelType w:val="multilevel"/>
     <w:tmpl w:val="C3C84A40"/>
@@ -11156,7 +13749,7 @@
       </w:rPr>
     </w:lvl>
   </w:abstractNum>
-  <w:abstractNum w:abstractNumId="73" w15:restartNumberingAfterBreak="0">
+  <w:abstractNum w:abstractNumId="77" w15:restartNumberingAfterBreak="0">
     <w:nsid w:val="6A160D6E"/>
     <w:multiLevelType w:val="multilevel"/>
     <w:tmpl w:val="C1042DB4"/>
@@ -11269,7 +13862,7 @@
       </w:pPr>
     </w:lvl>
   </w:abstractNum>
-  <w:abstractNum w:abstractNumId="74" w15:restartNumberingAfterBreak="0">
+  <w:abstractNum w:abstractNumId="78" w15:restartNumberingAfterBreak="0">
     <w:nsid w:val="6A940168"/>
     <w:multiLevelType w:val="multilevel"/>
     <w:tmpl w:val="23C8340E"/>
@@ -11382,7 +13975,7 @@
       </w:pPr>
     </w:lvl>
   </w:abstractNum>
-  <w:abstractNum w:abstractNumId="75" w15:restartNumberingAfterBreak="0">
+  <w:abstractNum w:abstractNumId="79" w15:restartNumberingAfterBreak="0">
     <w:nsid w:val="6C357BD8"/>
     <w:multiLevelType w:val="multilevel"/>
     <w:tmpl w:val="B3182286"/>
@@ -11495,7 +14088,7 @@
       </w:pPr>
     </w:lvl>
   </w:abstractNum>
-  <w:abstractNum w:abstractNumId="76" w15:restartNumberingAfterBreak="0">
+  <w:abstractNum w:abstractNumId="80" w15:restartNumberingAfterBreak="0">
     <w:nsid w:val="6D814B6E"/>
     <w:multiLevelType w:val="multilevel"/>
     <w:tmpl w:val="0434C234"/>
@@ -11644,7 +14237,7 @@
       </w:rPr>
     </w:lvl>
   </w:abstractNum>
-  <w:abstractNum w:abstractNumId="77" w15:restartNumberingAfterBreak="0">
+  <w:abstractNum w:abstractNumId="81" w15:restartNumberingAfterBreak="0">
     <w:nsid w:val="6D9F3871"/>
     <w:multiLevelType w:val="multilevel"/>
     <w:tmpl w:val="049A011A"/>
@@ -11793,7 +14386,7 @@
       </w:rPr>
     </w:lvl>
   </w:abstractNum>
-  <w:abstractNum w:abstractNumId="78" w15:restartNumberingAfterBreak="0">
+  <w:abstractNum w:abstractNumId="82" w15:restartNumberingAfterBreak="0">
     <w:nsid w:val="6E410EDC"/>
     <w:multiLevelType w:val="multilevel"/>
     <w:tmpl w:val="A52277D0"/>
@@ -11942,7 +14535,7 @@
       </w:rPr>
     </w:lvl>
   </w:abstractNum>
-  <w:abstractNum w:abstractNumId="79" w15:restartNumberingAfterBreak="0">
+  <w:abstractNum w:abstractNumId="83" w15:restartNumberingAfterBreak="0">
     <w:nsid w:val="6FA31C71"/>
     <w:multiLevelType w:val="multilevel"/>
     <w:tmpl w:val="AA5AD366"/>
@@ -12091,7 +14684,7 @@
       </w:rPr>
     </w:lvl>
   </w:abstractNum>
-  <w:abstractNum w:abstractNumId="80" w15:restartNumberingAfterBreak="0">
+  <w:abstractNum w:abstractNumId="84" w15:restartNumberingAfterBreak="0">
     <w:nsid w:val="71260ECE"/>
     <w:multiLevelType w:val="multilevel"/>
     <w:tmpl w:val="3592A554"/>
@@ -12240,7 +14833,7 @@
       </w:rPr>
     </w:lvl>
   </w:abstractNum>
-  <w:abstractNum w:abstractNumId="81" w15:restartNumberingAfterBreak="0">
+  <w:abstractNum w:abstractNumId="85" w15:restartNumberingAfterBreak="0">
     <w:nsid w:val="743C623A"/>
     <w:multiLevelType w:val="multilevel"/>
     <w:tmpl w:val="488EF3BC"/>
@@ -12353,7 +14946,7 @@
       </w:pPr>
     </w:lvl>
   </w:abstractNum>
-  <w:abstractNum w:abstractNumId="82" w15:restartNumberingAfterBreak="0">
+  <w:abstractNum w:abstractNumId="86" w15:restartNumberingAfterBreak="0">
     <w:nsid w:val="75B4584C"/>
     <w:multiLevelType w:val="multilevel"/>
     <w:tmpl w:val="5360FBFA"/>
@@ -12502,7 +15095,7 @@
       </w:rPr>
     </w:lvl>
   </w:abstractNum>
-  <w:abstractNum w:abstractNumId="83" w15:restartNumberingAfterBreak="0">
+  <w:abstractNum w:abstractNumId="87" w15:restartNumberingAfterBreak="0">
     <w:nsid w:val="77247713"/>
     <w:multiLevelType w:val="multilevel"/>
     <w:tmpl w:val="E5741FB6"/>
@@ -12615,7 +15208,7 @@
       </w:pPr>
     </w:lvl>
   </w:abstractNum>
-  <w:abstractNum w:abstractNumId="84" w15:restartNumberingAfterBreak="0">
+  <w:abstractNum w:abstractNumId="88" w15:restartNumberingAfterBreak="0">
     <w:nsid w:val="7C4A6E81"/>
     <w:multiLevelType w:val="multilevel"/>
     <w:tmpl w:val="0F882C30"/>
@@ -12764,7 +15357,7 @@
       </w:rPr>
     </w:lvl>
   </w:abstractNum>
-  <w:abstractNum w:abstractNumId="85" w15:restartNumberingAfterBreak="0">
+  <w:abstractNum w:abstractNumId="89" w15:restartNumberingAfterBreak="0">
     <w:nsid w:val="7D2005DA"/>
     <w:multiLevelType w:val="multilevel"/>
     <w:tmpl w:val="6D607822"/>
@@ -12914,16 +15507,16 @@
     </w:lvl>
   </w:abstractNum>
   <w:num w:numId="1" w16cid:durableId="589042534">
-    <w:abstractNumId w:val="85"/>
+    <w:abstractNumId w:val="89"/>
   </w:num>
   <w:num w:numId="2" w16cid:durableId="632755494">
-    <w:abstractNumId w:val="56"/>
+    <w:abstractNumId w:val="60"/>
   </w:num>
   <w:num w:numId="3" w16cid:durableId="718167228">
-    <w:abstractNumId w:val="82"/>
+    <w:abstractNumId w:val="86"/>
   </w:num>
   <w:num w:numId="4" w16cid:durableId="426275593">
-    <w:abstractNumId w:val="55"/>
+    <w:abstractNumId w:val="59"/>
   </w:num>
   <w:num w:numId="5" w16cid:durableId="1223519436">
     <w:abstractNumId w:val="4"/>
@@ -12932,34 +15525,34 @@
     <w:abstractNumId w:val="8"/>
   </w:num>
   <w:num w:numId="7" w16cid:durableId="97801216">
-    <w:abstractNumId w:val="78"/>
+    <w:abstractNumId w:val="82"/>
   </w:num>
   <w:num w:numId="8" w16cid:durableId="498891688">
-    <w:abstractNumId w:val="41"/>
+    <w:abstractNumId w:val="44"/>
   </w:num>
   <w:num w:numId="9" w16cid:durableId="801315586">
     <w:abstractNumId w:val="24"/>
   </w:num>
   <w:num w:numId="10" w16cid:durableId="2098136264">
-    <w:abstractNumId w:val="45"/>
+    <w:abstractNumId w:val="48"/>
   </w:num>
   <w:num w:numId="11" w16cid:durableId="926234776">
-    <w:abstractNumId w:val="79"/>
+    <w:abstractNumId w:val="83"/>
   </w:num>
   <w:num w:numId="12" w16cid:durableId="1155995746">
-    <w:abstractNumId w:val="77"/>
+    <w:abstractNumId w:val="81"/>
   </w:num>
   <w:num w:numId="13" w16cid:durableId="1281690872">
     <w:abstractNumId w:val="7"/>
   </w:num>
   <w:num w:numId="14" w16cid:durableId="1401293231">
-    <w:abstractNumId w:val="84"/>
+    <w:abstractNumId w:val="88"/>
   </w:num>
   <w:num w:numId="15" w16cid:durableId="927733132">
-    <w:abstractNumId w:val="57"/>
+    <w:abstractNumId w:val="61"/>
   </w:num>
   <w:num w:numId="16" w16cid:durableId="124586206">
-    <w:abstractNumId w:val="43"/>
+    <w:abstractNumId w:val="46"/>
   </w:num>
   <w:num w:numId="17" w16cid:durableId="687488457">
     <w:abstractNumId w:val="6"/>
@@ -12968,49 +15561,49 @@
     <w:abstractNumId w:val="15"/>
   </w:num>
   <w:num w:numId="19" w16cid:durableId="69161788">
-    <w:abstractNumId w:val="70"/>
+    <w:abstractNumId w:val="74"/>
   </w:num>
   <w:num w:numId="20" w16cid:durableId="308630020">
     <w:abstractNumId w:val="1"/>
   </w:num>
   <w:num w:numId="21" w16cid:durableId="206189579">
-    <w:abstractNumId w:val="66"/>
+    <w:abstractNumId w:val="70"/>
   </w:num>
   <w:num w:numId="22" w16cid:durableId="191383602">
     <w:abstractNumId w:val="9"/>
   </w:num>
   <w:num w:numId="23" w16cid:durableId="1357076129">
-    <w:abstractNumId w:val="68"/>
+    <w:abstractNumId w:val="72"/>
   </w:num>
   <w:num w:numId="24" w16cid:durableId="1885484536">
-    <w:abstractNumId w:val="29"/>
+    <w:abstractNumId w:val="31"/>
   </w:num>
   <w:num w:numId="25" w16cid:durableId="1231694018">
-    <w:abstractNumId w:val="30"/>
+    <w:abstractNumId w:val="32"/>
   </w:num>
   <w:num w:numId="26" w16cid:durableId="1108624604">
-    <w:abstractNumId w:val="49"/>
+    <w:abstractNumId w:val="53"/>
   </w:num>
   <w:num w:numId="27" w16cid:durableId="472452667">
-    <w:abstractNumId w:val="80"/>
+    <w:abstractNumId w:val="84"/>
   </w:num>
   <w:num w:numId="28" w16cid:durableId="1555390318">
     <w:abstractNumId w:val="21"/>
   </w:num>
   <w:num w:numId="29" w16cid:durableId="125004879">
-    <w:abstractNumId w:val="27"/>
+    <w:abstractNumId w:val="28"/>
   </w:num>
   <w:num w:numId="30" w16cid:durableId="1560239218">
-    <w:abstractNumId w:val="69"/>
+    <w:abstractNumId w:val="73"/>
   </w:num>
   <w:num w:numId="31" w16cid:durableId="130023498">
-    <w:abstractNumId w:val="39"/>
+    <w:abstractNumId w:val="42"/>
   </w:num>
   <w:num w:numId="32" w16cid:durableId="1718234499">
-    <w:abstractNumId w:val="76"/>
+    <w:abstractNumId w:val="80"/>
   </w:num>
   <w:num w:numId="33" w16cid:durableId="1769158101">
-    <w:abstractNumId w:val="72"/>
+    <w:abstractNumId w:val="76"/>
   </w:num>
   <w:num w:numId="34" w16cid:durableId="257103172">
     <w:abstractNumId w:val="2"/>
@@ -13019,16 +15612,16 @@
     <w:abstractNumId w:val="14"/>
   </w:num>
   <w:num w:numId="36" w16cid:durableId="751970827">
-    <w:abstractNumId w:val="48"/>
+    <w:abstractNumId w:val="52"/>
   </w:num>
   <w:num w:numId="37" w16cid:durableId="408962335">
-    <w:abstractNumId w:val="28"/>
+    <w:abstractNumId w:val="29"/>
   </w:num>
   <w:num w:numId="38" w16cid:durableId="801311238">
-    <w:abstractNumId w:val="46"/>
+    <w:abstractNumId w:val="50"/>
   </w:num>
   <w:num w:numId="39" w16cid:durableId="438456969">
-    <w:abstractNumId w:val="40"/>
+    <w:abstractNumId w:val="43"/>
   </w:num>
   <w:num w:numId="40" w16cid:durableId="1470050347">
     <w:abstractNumId w:val="22"/>
@@ -13046,7 +15639,7 @@
     <w:abstractNumId w:val="13"/>
   </w:num>
   <w:num w:numId="45" w16cid:durableId="344719613">
-    <w:abstractNumId w:val="36"/>
+    <w:abstractNumId w:val="39"/>
   </w:num>
   <w:num w:numId="46" w16cid:durableId="1206453241">
     <w:abstractNumId w:val="20"/>
@@ -13055,121 +15648,133 @@
     <w:abstractNumId w:val="19"/>
   </w:num>
   <w:num w:numId="48" w16cid:durableId="1233547358">
-    <w:abstractNumId w:val="58"/>
+    <w:abstractNumId w:val="62"/>
   </w:num>
   <w:num w:numId="49" w16cid:durableId="2067802961">
-    <w:abstractNumId w:val="44"/>
+    <w:abstractNumId w:val="47"/>
   </w:num>
   <w:num w:numId="50" w16cid:durableId="727076905">
-    <w:abstractNumId w:val="62"/>
+    <w:abstractNumId w:val="66"/>
   </w:num>
   <w:num w:numId="51" w16cid:durableId="645285501">
-    <w:abstractNumId w:val="63"/>
+    <w:abstractNumId w:val="67"/>
   </w:num>
   <w:num w:numId="52" w16cid:durableId="1320772050">
-    <w:abstractNumId w:val="52"/>
+    <w:abstractNumId w:val="56"/>
   </w:num>
   <w:num w:numId="53" w16cid:durableId="1938517250">
-    <w:abstractNumId w:val="50"/>
+    <w:abstractNumId w:val="54"/>
   </w:num>
   <w:num w:numId="54" w16cid:durableId="1805342511">
-    <w:abstractNumId w:val="51"/>
+    <w:abstractNumId w:val="55"/>
   </w:num>
   <w:num w:numId="55" w16cid:durableId="2108498884">
-    <w:abstractNumId w:val="61"/>
+    <w:abstractNumId w:val="65"/>
   </w:num>
   <w:num w:numId="56" w16cid:durableId="548692485">
-    <w:abstractNumId w:val="60"/>
+    <w:abstractNumId w:val="64"/>
   </w:num>
   <w:num w:numId="57" w16cid:durableId="1223911443">
-    <w:abstractNumId w:val="34"/>
+    <w:abstractNumId w:val="37"/>
   </w:num>
   <w:num w:numId="58" w16cid:durableId="538788131">
-    <w:abstractNumId w:val="64"/>
+    <w:abstractNumId w:val="68"/>
   </w:num>
   <w:num w:numId="59" w16cid:durableId="2037074377">
     <w:abstractNumId w:val="18"/>
   </w:num>
   <w:num w:numId="60" w16cid:durableId="1919053507">
-    <w:abstractNumId w:val="37"/>
+    <w:abstractNumId w:val="40"/>
   </w:num>
   <w:num w:numId="61" w16cid:durableId="2038504372">
-    <w:abstractNumId w:val="67"/>
+    <w:abstractNumId w:val="71"/>
   </w:num>
   <w:num w:numId="62" w16cid:durableId="203911017">
     <w:abstractNumId w:val="17"/>
   </w:num>
   <w:num w:numId="63" w16cid:durableId="2017417268">
-    <w:abstractNumId w:val="26"/>
+    <w:abstractNumId w:val="27"/>
   </w:num>
   <w:num w:numId="64" w16cid:durableId="508450877">
     <w:abstractNumId w:val="5"/>
   </w:num>
   <w:num w:numId="65" w16cid:durableId="1182281790">
-    <w:abstractNumId w:val="54"/>
+    <w:abstractNumId w:val="58"/>
   </w:num>
   <w:num w:numId="66" w16cid:durableId="1652827614">
+    <w:abstractNumId w:val="79"/>
+  </w:num>
+  <w:num w:numId="67" w16cid:durableId="1100179473">
+    <w:abstractNumId w:val="78"/>
+  </w:num>
+  <w:num w:numId="68" w16cid:durableId="273371677">
+    <w:abstractNumId w:val="45"/>
+  </w:num>
+  <w:num w:numId="69" w16cid:durableId="215089946">
     <w:abstractNumId w:val="75"/>
   </w:num>
-  <w:num w:numId="67" w16cid:durableId="1100179473">
-    <w:abstractNumId w:val="74"/>
+  <w:num w:numId="70" w16cid:durableId="74403250">
+    <w:abstractNumId w:val="35"/>
   </w:num>
-  <w:num w:numId="68" w16cid:durableId="273371677">
-    <w:abstractNumId w:val="42"/>
+  <w:num w:numId="71" w16cid:durableId="2021813911">
+    <w:abstractNumId w:val="87"/>
   </w:num>
-  <w:num w:numId="69" w16cid:durableId="215089946">
-    <w:abstractNumId w:val="71"/>
-  </w:num>
-  <w:num w:numId="70" w16cid:durableId="74403250">
+  <w:num w:numId="72" w16cid:durableId="127166110">
     <w:abstractNumId w:val="33"/>
   </w:num>
-  <w:num w:numId="71" w16cid:durableId="2021813911">
-    <w:abstractNumId w:val="83"/>
-  </w:num>
-  <w:num w:numId="72" w16cid:durableId="127166110">
-    <w:abstractNumId w:val="31"/>
-  </w:num>
   <w:num w:numId="73" w16cid:durableId="283657677">
-    <w:abstractNumId w:val="81"/>
+    <w:abstractNumId w:val="85"/>
   </w:num>
   <w:num w:numId="74" w16cid:durableId="275908731">
     <w:abstractNumId w:val="12"/>
   </w:num>
   <w:num w:numId="75" w16cid:durableId="1800758069">
-    <w:abstractNumId w:val="73"/>
+    <w:abstractNumId w:val="77"/>
   </w:num>
   <w:num w:numId="76" w16cid:durableId="89204078">
     <w:abstractNumId w:val="11"/>
   </w:num>
   <w:num w:numId="77" w16cid:durableId="1994142786">
-    <w:abstractNumId w:val="32"/>
+    <w:abstractNumId w:val="34"/>
   </w:num>
   <w:num w:numId="78" w16cid:durableId="1580360540">
+    <w:abstractNumId w:val="41"/>
+  </w:num>
+  <w:num w:numId="79" w16cid:durableId="159079069">
     <w:abstractNumId w:val="38"/>
   </w:num>
-  <w:num w:numId="79" w16cid:durableId="159079069">
-    <w:abstractNumId w:val="35"/>
-  </w:num>
   <w:num w:numId="80" w16cid:durableId="294221245">
-    <w:abstractNumId w:val="65"/>
+    <w:abstractNumId w:val="69"/>
   </w:num>
   <w:num w:numId="81" w16cid:durableId="1947272329">
     <w:abstractNumId w:val="10"/>
   </w:num>
   <w:num w:numId="82" w16cid:durableId="1977029068">
-    <w:abstractNumId w:val="47"/>
+    <w:abstractNumId w:val="51"/>
   </w:num>
   <w:num w:numId="83" w16cid:durableId="1885211348">
     <w:abstractNumId w:val="0"/>
   </w:num>
   <w:num w:numId="84" w16cid:durableId="1472406036">
-    <w:abstractNumId w:val="59"/>
+    <w:abstractNumId w:val="63"/>
   </w:num>
   <w:num w:numId="85" w16cid:durableId="1498181772">
-    <w:abstractNumId w:val="53"/>
+    <w:abstractNumId w:val="57"/>
   </w:num>
   <w:num w:numId="86" w16cid:durableId="1611232455">
+    <w:abstractNumId w:val="26"/>
+  </w:num>
+  <w:num w:numId="87" w16cid:durableId="1873419346">
     <w:abstractNumId w:val="25"/>
+  </w:num>
+  <w:num w:numId="88" w16cid:durableId="2041781511">
+    <w:abstractNumId w:val="49"/>
+  </w:num>
+  <w:num w:numId="89" w16cid:durableId="931888647">
+    <w:abstractNumId w:val="36"/>
+  </w:num>
+  <w:num w:numId="90" w16cid:durableId="55863054">
+    <w:abstractNumId w:val="30"/>
   </w:num>
   <w:numIdMacAtCleanup w:val="4"/>
 </w:numbering>
